--- a/V Sem/Index/CABSXO5P01_INDEX.docx
+++ b/V Sem/Index/CABSXO5P01_INDEX.docx
@@ -1,6 +1,6 @@
 
 <file path=word/document.xml><?xml version="1.0" encoding="utf-8"?>
-<w:document xmlns:wpc="http://schemas.microsoft.com/office/word/2010/wordprocessingCanvas" xmlns:cx="http://schemas.microsoft.com/office/drawing/2014/chartex" xmlns:cx1="http://schemas.microsoft.com/office/drawing/2015/9/8/chartex" xmlns:cx2="http://schemas.microsoft.com/office/drawing/2015/10/21/chartex" xmlns:cx3="http://schemas.microsoft.com/office/drawing/2016/5/9/chartex" xmlns:cx4="http://schemas.microsoft.com/office/drawing/2016/5/10/chartex" xmlns:cx5="http://schemas.microsoft.com/office/drawing/2016/5/11/chartex" xmlns:cx6="http://schemas.microsoft.com/office/drawing/2016/5/12/chartex" xmlns:cx7="http://schemas.microsoft.com/office/drawing/2016/5/13/chartex" xmlns:cx8="http://schemas.microsoft.com/office/drawing/2016/5/14/chartex" xmlns:mc="http://schemas.openxmlformats.org/markup-compatibility/2006" xmlns:aink="http://schemas.microsoft.com/office/drawing/2016/ink" xmlns:am3d="http://schemas.microsoft.com/office/drawing/2017/model3d" xmlns:o="urn:schemas-microsoft-com:office:office" xmlns:oel="http://schemas.microsoft.com/office/2019/extlst" xmlns:r="http://schemas.openxmlformats.org/officeDocument/2006/relationships" xmlns:m="http://schemas.openxmlformats.org/officeDocument/2006/math" xmlns:v="urn:schemas-microsoft-com:vml" xmlns:wp14="http://schemas.microsoft.com/office/word/2010/wordprocessingDrawing" xmlns:wp="http://schemas.openxmlformats.org/drawingml/2006/wordprocessingDrawing" xmlns:w10="urn:schemas-microsoft-com:office:word" xmlns:w="http://schemas.openxmlformats.org/wordprocessingml/2006/main" xmlns:w14="http://schemas.microsoft.com/office/word/2010/wordml" xmlns:w15="http://schemas.microsoft.com/office/word/2012/wordml" xmlns:w16cei="http://schemas.microsoft.com/office/word/2026/wordml/cei" xmlns:w16cex="http://schemas.microsoft.com/office/word/2018/wordml/cex" xmlns:w16cid="http://schemas.microsoft.com/office/word/2016/wordml/cid" xmlns:w16="http://schemas.microsoft.com/office/word/2018/wordml" xmlns:w16du="http://schemas.microsoft.com/office/word/2023/wordml/word16du" xmlns:w16sdtdh="http://schemas.microsoft.com/office/word/2020/wordml/sdtdatahash" xmlns:w16sdtfl="http://schemas.microsoft.com/office/word/2024/wordml/sdtformatlock" xmlns:w16se="http://schemas.microsoft.com/office/word/2015/wordml/symex" xmlns:wpg="http://schemas.microsoft.com/office/word/2010/wordprocessingGroup" xmlns:wpi="http://schemas.microsoft.com/office/word/2010/wordprocessingInk" xmlns:wne="http://schemas.microsoft.com/office/word/2006/wordml" xmlns:wps="http://schemas.microsoft.com/office/word/2010/wordprocessingShape" mc:Ignorable="w14 w15 w16se w16cid w16 w16cex w16sdtdh w16sdtfl w16du wp14">
+<w:document xmlns:wpc="http://schemas.microsoft.com/office/word/2010/wordprocessingCanvas" xmlns:cx="http://schemas.microsoft.com/office/drawing/2014/chartex" xmlns:cx1="http://schemas.microsoft.com/office/drawing/2015/9/8/chartex" xmlns:cx2="http://schemas.microsoft.com/office/drawing/2015/10/21/chartex" xmlns:cx3="http://schemas.microsoft.com/office/drawing/2016/5/9/chartex" xmlns:cx4="http://schemas.microsoft.com/office/drawing/2016/5/10/chartex" xmlns:cx5="http://schemas.microsoft.com/office/drawing/2016/5/11/chartex" xmlns:cx6="http://schemas.microsoft.com/office/drawing/2016/5/12/chartex" xmlns:cx7="http://schemas.microsoft.com/office/drawing/2016/5/13/chartex" xmlns:cx8="http://schemas.microsoft.com/office/drawing/2016/5/14/chartex" xmlns:mc="http://schemas.openxmlformats.org/markup-compatibility/2006" xmlns:aink="http://schemas.microsoft.com/office/drawing/2016/ink" xmlns:am3d="http://schemas.microsoft.com/office/drawing/2017/model3d" xmlns:o="urn:schemas-microsoft-com:office:office" xmlns:oel="http://schemas.microsoft.com/office/2019/extlst" xmlns:r="http://schemas.openxmlformats.org/officeDocument/2006/relationships" xmlns:m="http://schemas.openxmlformats.org/officeDocument/2006/math" xmlns:v="urn:schemas-microsoft-com:vml" xmlns:wp14="http://schemas.microsoft.com/office/word/2010/wordprocessingDrawing" xmlns:wp="http://schemas.openxmlformats.org/drawingml/2006/wordprocessingDrawing" xmlns:w10="urn:schemas-microsoft-com:office:word" xmlns:w="http://schemas.openxmlformats.org/wordprocessingml/2006/main" xmlns:w14="http://schemas.microsoft.com/office/word/2010/wordml" xmlns:w15="http://schemas.microsoft.com/office/word/2012/wordml" xmlns:w16cex="http://schemas.microsoft.com/office/word/2018/wordml/cex" xmlns:w16cid="http://schemas.microsoft.com/office/word/2016/wordml/cid" xmlns:w16="http://schemas.microsoft.com/office/word/2018/wordml" xmlns:w16du="http://schemas.microsoft.com/office/word/2023/wordml/word16du" xmlns:w16sdtdh="http://schemas.microsoft.com/office/word/2020/wordml/sdtdatahash" xmlns:w16sdtfl="http://schemas.microsoft.com/office/word/2024/wordml/sdtformatlock" xmlns:w16se="http://schemas.microsoft.com/office/word/2015/wordml/symex" xmlns:wpg="http://schemas.microsoft.com/office/word/2010/wordprocessingGroup" xmlns:wpi="http://schemas.microsoft.com/office/word/2010/wordprocessingInk" xmlns:wne="http://schemas.microsoft.com/office/word/2006/wordml" xmlns:wps="http://schemas.microsoft.com/office/word/2010/wordprocessingShape" mc:Ignorable="w14 w15 w16se w16cid w16 w16cex w16sdtdh w16sdtfl w16du wp14">
   <w:body>
     <w:tbl>
       <w:tblPr>
@@ -2790,21 +2790,8 @@
             <w:r>
               <w:t xml:space="preserve"> </w:t>
             </w:r>
-            <w:proofErr w:type="spellStart"/>
-            <w:r>
-              <w:t>omp_get_</w:t>
-            </w:r>
-            <w:proofErr w:type="gramStart"/>
-            <w:r>
-              <w:t>wtime</w:t>
-            </w:r>
-            <w:proofErr w:type="spellEnd"/>
-            <w:r>
-              <w:t>(</w:t>
-            </w:r>
-            <w:proofErr w:type="gramEnd"/>
-            <w:r>
-              <w:t xml:space="preserve">). </w:t>
+            <w:r>
+              <w:t xml:space="preserve">omp_get_wtime(). </w:t>
             </w:r>
           </w:p>
           <w:p>
@@ -2815,15 +2802,7 @@
               <w:t>◦</w:t>
             </w:r>
             <w:r>
-              <w:t xml:space="preserve"> Include a simple for loop inside a #pragma </w:t>
-            </w:r>
-            <w:proofErr w:type="spellStart"/>
-            <w:r>
-              <w:t>omp</w:t>
-            </w:r>
-            <w:proofErr w:type="spellEnd"/>
-            <w:r>
-              <w:t xml:space="preserve"> parallel block. </w:t>
+              <w:t xml:space="preserve"> Include a simple for loop inside a #pragma omp parallel block. </w:t>
             </w:r>
           </w:p>
           <w:p>
@@ -2916,31 +2895,7 @@
           </w:tcPr>
           <w:p>
             <w:r>
-              <w:t xml:space="preserve">Create an OpenMP program where you explicitly set </w:t>
-            </w:r>
-            <w:proofErr w:type="spellStart"/>
-            <w:r>
-              <w:t>omp_set_num</w:t>
-            </w:r>
-            <w:proofErr w:type="spellEnd"/>
-            <w:r>
-              <w:t xml:space="preserve">_ </w:t>
-            </w:r>
-            <w:proofErr w:type="gramStart"/>
-            <w:r>
-              <w:t>threads(</w:t>
-            </w:r>
-            <w:proofErr w:type="gramEnd"/>
-            <w:r>
-              <w:t xml:space="preserve">3) inside </w:t>
-            </w:r>
-            <w:proofErr w:type="gramStart"/>
-            <w:r>
-              <w:t>main(</w:t>
-            </w:r>
-            <w:proofErr w:type="gramEnd"/>
-            <w:r>
-              <w:t>). Then, compile the program. Before running, set the environment variable OMP_NUM_THREADS=5. Run the program and observe how many threads are created. Based on the output, conclude which method has higher precedence.</w:t>
+              <w:t>Create an OpenMP program where you explicitly set omp_set_num_ threads(3) inside main(). Then, compile the program. Before running, set the environment variable OMP_NUM_THREADS=5. Run the program and observe how many threads are created. Based on the output, conclude which method has higher precedence.</w:t>
             </w:r>
           </w:p>
           <w:p>
@@ -2950,15 +2905,7 @@
           </w:p>
           <w:p>
             <w:r>
-              <w:t>◦ Code must contain omp_set_num_</w:t>
-            </w:r>
-            <w:proofErr w:type="gramStart"/>
-            <w:r>
-              <w:t>threads(</w:t>
-            </w:r>
-            <w:proofErr w:type="gramEnd"/>
-            <w:r>
-              <w:t xml:space="preserve">3). </w:t>
+              <w:t xml:space="preserve">◦ Code must contain omp_set_num_threads(3). </w:t>
             </w:r>
           </w:p>
           <w:p>
@@ -3043,23 +2990,7 @@
               <w:t>“</w:t>
             </w:r>
             <w:r>
-              <w:t xml:space="preserve">I am thread X of Y active threads”. Use </w:t>
-            </w:r>
-            <w:proofErr w:type="spellStart"/>
-            <w:r>
-              <w:t>omp_get_num</w:t>
-            </w:r>
-            <w:proofErr w:type="spellEnd"/>
-            <w:r>
-              <w:t xml:space="preserve">_ </w:t>
-            </w:r>
-            <w:proofErr w:type="gramStart"/>
-            <w:r>
-              <w:t>threads(</w:t>
-            </w:r>
-            <w:proofErr w:type="gramEnd"/>
-            <w:r>
-              <w:t>) to determine Y.</w:t>
+              <w:t>I am thread X of Y active threads”. Use omp_get_num_ threads() to determine Y.</w:t>
             </w:r>
           </w:p>
           <w:p>
@@ -3075,52 +3006,12 @@
               <w:t xml:space="preserve"> </w:t>
             </w:r>
             <w:r>
-              <w:t xml:space="preserve">#pragma </w:t>
-            </w:r>
-            <w:proofErr w:type="spellStart"/>
-            <w:r>
-              <w:t>omp</w:t>
-            </w:r>
-            <w:proofErr w:type="spellEnd"/>
-            <w:r>
-              <w:t xml:space="preserve"> parallel. </w:t>
-            </w:r>
-          </w:p>
-          <w:p>
-            <w:r>
-              <w:t xml:space="preserve">◦ Use </w:t>
-            </w:r>
-            <w:proofErr w:type="spellStart"/>
-            <w:r>
-              <w:t>omp_get_thread_</w:t>
-            </w:r>
-            <w:proofErr w:type="gramStart"/>
-            <w:r>
-              <w:t>num</w:t>
-            </w:r>
-            <w:proofErr w:type="spellEnd"/>
-            <w:r>
-              <w:t>(</w:t>
-            </w:r>
-            <w:proofErr w:type="gramEnd"/>
-            <w:r>
-              <w:t xml:space="preserve">) and </w:t>
-            </w:r>
-            <w:proofErr w:type="spellStart"/>
-            <w:r>
-              <w:t>omp_get_num_</w:t>
-            </w:r>
-            <w:proofErr w:type="gramStart"/>
-            <w:r>
-              <w:t>threads</w:t>
-            </w:r>
-            <w:proofErr w:type="spellEnd"/>
-            <w:r>
-              <w:t>(</w:t>
-            </w:r>
-            <w:proofErr w:type="gramEnd"/>
-            <w:r>
-              <w:t>).</w:t>
+              <w:t xml:space="preserve">#pragma omp parallel. </w:t>
+            </w:r>
+          </w:p>
+          <w:p>
+            <w:r>
+              <w:t>◦ Use omp_get_thread_num() and omp_get_num_threads().</w:t>
             </w:r>
           </w:p>
         </w:tc>
@@ -3199,60 +3090,7 @@
           </w:tcPr>
           <w:p>
             <w:r>
-              <w:t xml:space="preserve">Initialize a large integer array (e.g., int </w:t>
-            </w:r>
-            <w:proofErr w:type="spellStart"/>
-            <w:proofErr w:type="gramStart"/>
-            <w:r>
-              <w:t>arr</w:t>
-            </w:r>
-            <w:proofErr w:type="spellEnd"/>
-            <w:r>
-              <w:t>[1000000];)</w:t>
-            </w:r>
-            <w:proofErr w:type="gramEnd"/>
-            <w:r>
-              <w:t xml:space="preserve"> with values such that </w:t>
-            </w:r>
-            <w:proofErr w:type="spellStart"/>
-            <w:r>
-              <w:t>arr</w:t>
-            </w:r>
-            <w:proofErr w:type="spellEnd"/>
-            <w:r>
-              <w:t>[</w:t>
-            </w:r>
-            <w:proofErr w:type="spellStart"/>
-            <w:r>
-              <w:t>i</w:t>
-            </w:r>
-            <w:proofErr w:type="spellEnd"/>
-            <w:r>
-              <w:t xml:space="preserve">] = </w:t>
-            </w:r>
-            <w:proofErr w:type="spellStart"/>
-            <w:r>
-              <w:t>i</w:t>
-            </w:r>
-            <w:proofErr w:type="spellEnd"/>
-            <w:r>
-              <w:t xml:space="preserve"> * </w:t>
-            </w:r>
-            <w:proofErr w:type="gramStart"/>
-            <w:r>
-              <w:t>2;.</w:t>
-            </w:r>
-            <w:proofErr w:type="gramEnd"/>
-            <w:r>
-              <w:t xml:space="preserve"> Implement this initialization both serially and in parallel using #pragma </w:t>
-            </w:r>
-            <w:proofErr w:type="spellStart"/>
-            <w:r>
-              <w:t>omp</w:t>
-            </w:r>
-            <w:proofErr w:type="spellEnd"/>
-            <w:r>
-              <w:t xml:space="preserve"> parallel for. Measure and compare the execution times.</w:t>
+              <w:t>Initialize a large integer array (e.g., int arr[1000000];) with values such that arr[i] = i * 2;. Implement this initialization both serially and in parallel using #pragma omp parallel for. Measure and compare the execution times.</w:t>
             </w:r>
           </w:p>
           <w:p>
@@ -3273,21 +3111,8 @@
             <w:r>
               <w:t xml:space="preserve"> </w:t>
             </w:r>
-            <w:proofErr w:type="spellStart"/>
-            <w:r>
-              <w:t>omp_get_</w:t>
-            </w:r>
-            <w:proofErr w:type="gramStart"/>
-            <w:r>
-              <w:t>wtime</w:t>
-            </w:r>
-            <w:proofErr w:type="spellEnd"/>
-            <w:r>
-              <w:t>(</w:t>
-            </w:r>
-            <w:proofErr w:type="gramEnd"/>
-            <w:r>
-              <w:t xml:space="preserve">) for timing. </w:t>
+            <w:r>
+              <w:t xml:space="preserve">omp_get_wtime() for timing. </w:t>
             </w:r>
           </w:p>
           <w:p>
@@ -3381,71 +3206,7 @@
           </w:tcPr>
           <w:p>
             <w:r>
-              <w:t xml:space="preserve">Given two large arrays, A and B (e.g., double </w:t>
-            </w:r>
-            <w:proofErr w:type="gramStart"/>
-            <w:r>
-              <w:t>A[</w:t>
-            </w:r>
-            <w:proofErr w:type="gramEnd"/>
-            <w:r>
-              <w:t xml:space="preserve">500000], </w:t>
-            </w:r>
-            <w:proofErr w:type="gramStart"/>
-            <w:r>
-              <w:t>B[</w:t>
-            </w:r>
-            <w:proofErr w:type="gramEnd"/>
-            <w:r>
-              <w:t xml:space="preserve">500000], </w:t>
-            </w:r>
-            <w:proofErr w:type="gramStart"/>
-            <w:r>
-              <w:t>C[500000];)</w:t>
-            </w:r>
-            <w:proofErr w:type="gramEnd"/>
-            <w:r>
-              <w:t>, initialize them with arbitrary values. Then, compute C[</w:t>
-            </w:r>
-            <w:proofErr w:type="spellStart"/>
-            <w:r>
-              <w:t>i</w:t>
-            </w:r>
-            <w:proofErr w:type="spellEnd"/>
-            <w:r>
-              <w:t>] = A[</w:t>
-            </w:r>
-            <w:proofErr w:type="spellStart"/>
-            <w:r>
-              <w:t>i</w:t>
-            </w:r>
-            <w:proofErr w:type="spellEnd"/>
-            <w:r>
-              <w:t>] + B[</w:t>
-            </w:r>
-            <w:proofErr w:type="spellStart"/>
-            <w:r>
-              <w:t>i</w:t>
-            </w:r>
-            <w:proofErr w:type="spellEnd"/>
-            <w:r>
-              <w:t xml:space="preserve">] for all </w:t>
-            </w:r>
-            <w:proofErr w:type="spellStart"/>
-            <w:r>
-              <w:t>i</w:t>
-            </w:r>
-            <w:proofErr w:type="spellEnd"/>
-            <w:r>
-              <w:t xml:space="preserve">. Implement this calculation serially and in parallel using #pragma </w:t>
-            </w:r>
-            <w:proofErr w:type="spellStart"/>
-            <w:r>
-              <w:t>omp</w:t>
-            </w:r>
-            <w:proofErr w:type="spellEnd"/>
-            <w:r>
-              <w:t xml:space="preserve"> parallel for. Compare their execution times</w:t>
+              <w:t>Given two large arrays, A and B (e.g., double A[500000], B[500000], C[500000];), initialize them with arbitrary values. Then, compute C[i] = A[i] + B[i] for all i. Implement this calculation serially and in parallel using #pragma omp parallel for. Compare their execution times</w:t>
             </w:r>
             <w:r>
               <w:t>.</w:t>
@@ -3464,39 +3225,7 @@
               <w:t>◦</w:t>
             </w:r>
             <w:r>
-              <w:t xml:space="preserve"> Initialize A and B (e.g., A[</w:t>
-            </w:r>
-            <w:proofErr w:type="spellStart"/>
-            <w:r>
-              <w:t>i</w:t>
-            </w:r>
-            <w:proofErr w:type="spellEnd"/>
-            <w:r>
-              <w:t xml:space="preserve">] = </w:t>
-            </w:r>
-            <w:proofErr w:type="spellStart"/>
-            <w:r>
-              <w:t>i</w:t>
-            </w:r>
-            <w:proofErr w:type="spellEnd"/>
-            <w:r>
-              <w:t>, B[</w:t>
-            </w:r>
-            <w:proofErr w:type="spellStart"/>
-            <w:r>
-              <w:t>i</w:t>
-            </w:r>
-            <w:proofErr w:type="spellEnd"/>
-            <w:r>
-              <w:t xml:space="preserve">] = </w:t>
-            </w:r>
-            <w:proofErr w:type="spellStart"/>
-            <w:r>
-              <w:t>i</w:t>
-            </w:r>
-            <w:proofErr w:type="spellEnd"/>
-            <w:r>
-              <w:t xml:space="preserve"> * 0.5). </w:t>
+              <w:t xml:space="preserve"> Initialize A and B (e.g., A[i] = i, B[i] = i * 0.5). </w:t>
             </w:r>
           </w:p>
           <w:p>
@@ -3529,15 +3258,7 @@
               <w:t>◦</w:t>
             </w:r>
             <w:r>
-              <w:t xml:space="preserve"> Ensure </w:t>
-            </w:r>
-            <w:proofErr w:type="spellStart"/>
-            <w:r>
-              <w:t>i</w:t>
-            </w:r>
-            <w:proofErr w:type="spellEnd"/>
-            <w:r>
-              <w:t xml:space="preserve"> is correctly handled as a loop variable.</w:t>
+              <w:t xml:space="preserve"> Ensure i is correctly handled as a loop variable.</w:t>
             </w:r>
           </w:p>
           <w:p/>
@@ -3610,28 +3331,7 @@
           </w:tcPr>
           <w:p>
             <w:r>
-              <w:t xml:space="preserve">Find the minimum value in a large integer array (e.g., int </w:t>
-            </w:r>
-            <w:proofErr w:type="spellStart"/>
-            <w:proofErr w:type="gramStart"/>
-            <w:r>
-              <w:t>arr</w:t>
-            </w:r>
-            <w:proofErr w:type="spellEnd"/>
-            <w:r>
-              <w:t>[1000000];)</w:t>
-            </w:r>
-            <w:proofErr w:type="gramEnd"/>
-            <w:r>
-              <w:t xml:space="preserve"> using parallel processing. Initialize the array with random numbers. Do not use the reduction clause yet. This problem is intended to make you think about how to manage shared state (the </w:t>
-            </w:r>
-            <w:proofErr w:type="spellStart"/>
-            <w:r>
-              <w:t>min_value</w:t>
-            </w:r>
-            <w:proofErr w:type="spellEnd"/>
-            <w:r>
-              <w:t xml:space="preserve"> variable) without advanced OpenMP features.</w:t>
+              <w:t>Find the minimum value in a large integer array (e.g., int arr[1000000];) using parallel processing. Initialize the array with random numbers. Do not use the reduction clause yet. This problem is intended to make you think about how to manage shared state (the min_value variable) without advanced OpenMP features.</w:t>
             </w:r>
           </w:p>
         </w:tc>
@@ -3703,15 +3403,7 @@
           </w:tcPr>
           <w:p>
             <w:r>
-              <w:t>Calculate the dot product of two vectors, A·B=∑</w:t>
-            </w:r>
-            <w:proofErr w:type="spellStart"/>
-            <w:r>
-              <w:t>i</w:t>
-            </w:r>
-            <w:proofErr w:type="spellEnd"/>
-            <w:r>
-              <w:t>=0N-1AiBi. Use arrays of size N = 1000000. Implement both serial and parallel versions. Similar to the summation problem, expect a race condition if not handled carefully</w:t>
+              <w:t>Calculate the dot product of two vectors, A·B=∑i=0N-1AiBi. Use arrays of size N = 1000000. Implement both serial and parallel versions. Similar to the summation problem, expect a race condition if not handled carefully</w:t>
             </w:r>
             <w:r>
               <w:t>.</w:t>
@@ -3752,15 +3444,7 @@
               <w:t>◦</w:t>
             </w:r>
             <w:r>
-              <w:t xml:space="preserve"> Calculate dot product in parallel using #pragma </w:t>
-            </w:r>
-            <w:proofErr w:type="spellStart"/>
-            <w:r>
-              <w:t>omp</w:t>
-            </w:r>
-            <w:proofErr w:type="spellEnd"/>
-            <w:r>
-              <w:t xml:space="preserve"> parallel for. </w:t>
+              <w:t xml:space="preserve"> Calculate dot product in parallel using #pragma omp parallel for. </w:t>
             </w:r>
           </w:p>
           <w:p>
@@ -3843,28 +3527,7 @@
           </w:tcPr>
           <w:p>
             <w:r>
-              <w:t xml:space="preserve">Count the number of even numbers in a large integer array (e.g., int </w:t>
-            </w:r>
-            <w:proofErr w:type="spellStart"/>
-            <w:proofErr w:type="gramStart"/>
-            <w:r>
-              <w:t>arr</w:t>
-            </w:r>
-            <w:proofErr w:type="spellEnd"/>
-            <w:r>
-              <w:t>[2000000];)</w:t>
-            </w:r>
-            <w:proofErr w:type="gramEnd"/>
-            <w:r>
-              <w:t xml:space="preserve">. Initialize the array with random integers. Implement this serially and in parallel. Focus on managing the shared </w:t>
-            </w:r>
-            <w:proofErr w:type="spellStart"/>
-            <w:r>
-              <w:t>even_count</w:t>
-            </w:r>
-            <w:proofErr w:type="spellEnd"/>
-            <w:r>
-              <w:t xml:space="preserve"> variable.</w:t>
+              <w:t>Count the number of even numbers in a large integer array (e.g., int arr[2000000];). Initialize the array with random integers. Implement this serially and in parallel. Focus on managing the shared even_count variable.</w:t>
             </w:r>
           </w:p>
         </w:tc>
@@ -3959,18 +3622,8 @@
             <w:r>
               <w:t xml:space="preserve"> </w:t>
             </w:r>
-            <w:proofErr w:type="spellStart"/>
-            <w:proofErr w:type="gramStart"/>
-            <w:r>
-              <w:t>arr</w:t>
-            </w:r>
-            <w:proofErr w:type="spellEnd"/>
-            <w:r>
-              <w:t>[</w:t>
-            </w:r>
-            <w:proofErr w:type="gramEnd"/>
-            <w:r>
-              <w:t>20]. In</w:t>
+            <w:r>
+              <w:t>arr[20]. In</w:t>
             </w:r>
             <w:r>
               <w:t xml:space="preserve"> </w:t>
@@ -4029,13 +3682,8 @@
             <w:r>
               <w:t xml:space="preserve"> </w:t>
             </w:r>
-            <w:proofErr w:type="spellStart"/>
-            <w:r>
-              <w:t>thread_id</w:t>
-            </w:r>
-            <w:proofErr w:type="spellEnd"/>
-            <w:r>
-              <w:t>. For</w:t>
+            <w:r>
+              <w:t>thread_id. For</w:t>
             </w:r>
             <w:r>
               <w:t xml:space="preserve"> </w:t>
@@ -4047,57 +3695,13 @@
               <w:t xml:space="preserve"> </w:t>
             </w:r>
             <w:r>
-              <w:t>thread0modifiesarr[0</w:t>
-            </w:r>
-            <w:proofErr w:type="gramStart"/>
-            <w:r>
-              <w:t>],</w:t>
-            </w:r>
-            <w:proofErr w:type="spellStart"/>
-            <w:r>
-              <w:t>arr</w:t>
-            </w:r>
-            <w:proofErr w:type="spellEnd"/>
-            <w:proofErr w:type="gramEnd"/>
-            <w:r>
-              <w:t>[1], thread 1 modifies</w:t>
+              <w:t>thread0modifiesarr[0],arr[1], thread 1 modifies</w:t>
             </w:r>
             <w:r>
               <w:t xml:space="preserve"> </w:t>
             </w:r>
-            <w:proofErr w:type="spellStart"/>
-            <w:proofErr w:type="gramStart"/>
-            <w:r>
-              <w:t>arr</w:t>
-            </w:r>
-            <w:proofErr w:type="spellEnd"/>
-            <w:r>
-              <w:t>[</w:t>
-            </w:r>
-            <w:proofErr w:type="gramEnd"/>
-            <w:r>
-              <w:t xml:space="preserve">2], </w:t>
-            </w:r>
-            <w:proofErr w:type="spellStart"/>
-            <w:proofErr w:type="gramStart"/>
-            <w:r>
-              <w:t>arr</w:t>
-            </w:r>
-            <w:proofErr w:type="spellEnd"/>
-            <w:r>
-              <w:t>[</w:t>
-            </w:r>
-            <w:proofErr w:type="gramEnd"/>
-            <w:r>
-              <w:t xml:space="preserve">3], etc. Each thread should set its elements to its own </w:t>
-            </w:r>
-            <w:proofErr w:type="spellStart"/>
-            <w:r>
-              <w:t>thread_id</w:t>
-            </w:r>
-            <w:proofErr w:type="spellEnd"/>
-            <w:r>
-              <w:t>. Then, print the final array from the master thread after the parallel region.</w:t>
+            <w:r>
+              <w:t>arr[2], arr[3], etc. Each thread should set its elements to its own thread_id. Then, print the final array from the master thread after the parallel region.</w:t>
             </w:r>
           </w:p>
           <w:p>
@@ -4119,15 +3723,7 @@
               <w:t xml:space="preserve"> </w:t>
             </w:r>
             <w:r>
-              <w:t xml:space="preserve">#pragma </w:t>
-            </w:r>
-            <w:proofErr w:type="spellStart"/>
-            <w:r>
-              <w:t>omp</w:t>
-            </w:r>
-            <w:proofErr w:type="spellEnd"/>
-            <w:r>
-              <w:t xml:space="preserve"> parallel. </w:t>
+              <w:t xml:space="preserve">#pragma omp parallel. </w:t>
             </w:r>
           </w:p>
           <w:p>
@@ -4138,52 +3734,12 @@
               <w:t>◦</w:t>
             </w:r>
             <w:r>
-              <w:t xml:space="preserve"> Manually determine the range for each thread based on </w:t>
-            </w:r>
-            <w:proofErr w:type="spellStart"/>
-            <w:r>
-              <w:t>omp_get_thread_</w:t>
-            </w:r>
-            <w:proofErr w:type="gramStart"/>
-            <w:r>
-              <w:t>num</w:t>
-            </w:r>
-            <w:proofErr w:type="spellEnd"/>
-            <w:r>
-              <w:t>(</w:t>
-            </w:r>
-            <w:proofErr w:type="gramEnd"/>
-            <w:r>
-              <w:t xml:space="preserve">) and </w:t>
-            </w:r>
-            <w:proofErr w:type="spellStart"/>
-            <w:r>
-              <w:t>omp_get_num_</w:t>
-            </w:r>
-            <w:proofErr w:type="gramStart"/>
-            <w:r>
-              <w:t>threads</w:t>
-            </w:r>
-            <w:proofErr w:type="spellEnd"/>
-            <w:r>
-              <w:t>(</w:t>
-            </w:r>
-            <w:proofErr w:type="gramEnd"/>
-            <w:r>
-              <w:t xml:space="preserve">). </w:t>
-            </w:r>
-          </w:p>
-          <w:p>
-            <w:r>
-              <w:t>◦ Use omp_set_num_</w:t>
-            </w:r>
-            <w:proofErr w:type="gramStart"/>
-            <w:r>
-              <w:t>threads(</w:t>
-            </w:r>
-            <w:proofErr w:type="gramEnd"/>
-            <w:r>
-              <w:t>4) for this specific problem.</w:t>
+              <w:t xml:space="preserve"> Manually determine the range for each thread based on omp_get_thread_num() and omp_get_num_threads(). </w:t>
+            </w:r>
+          </w:p>
+          <w:p>
+            <w:r>
+              <w:t>◦ Use omp_set_num_threads(4) for this specific problem.</w:t>
             </w:r>
           </w:p>
         </w:tc>
@@ -4220,6 +3776,7 @@
         <w:tc>
           <w:tcPr>
             <w:tcW w:w="1063" w:type="dxa"/>
+            <w:vMerge w:val="restart"/>
             <w:vAlign w:val="center"/>
           </w:tcPr>
           <w:p>
@@ -4258,11 +3815,52 @@
             <w:tcW w:w="4561" w:type="dxa"/>
             <w:vAlign w:val="center"/>
           </w:tcPr>
+          <w:p>
+            <w:r>
+              <w:t>Take the parallel array summation problem from Week 2 (Problem 2.2). Correct the race condition on the</w:t>
+            </w:r>
+            <w:r>
+              <w:t xml:space="preserve"> </w:t>
+            </w:r>
+            <w:r>
+              <w:t>parallel_sum variable using #pragma omp critical. Measure</w:t>
+            </w:r>
+            <w:r>
+              <w:t xml:space="preserve"> </w:t>
+            </w:r>
+            <w:r>
+              <w:t>and compare the execution times with the serial version and the previous (incorrect) parallel</w:t>
+            </w:r>
+            <w:r>
+              <w:t xml:space="preserve"> </w:t>
+            </w:r>
+            <w:r>
+              <w:t>version.</w:t>
+            </w:r>
+          </w:p>
           <w:p/>
+          <w:p>
+            <w:r>
+              <w:t xml:space="preserve">Requirements: </w:t>
+            </w:r>
+          </w:p>
+          <w:p>
+            <w:r>
+              <w:rPr>
+                <w:rFonts w:ascii="Aptos" w:hAnsi="Aptos" w:cs="Aptos"/>
+              </w:rPr>
+              <w:t>◦</w:t>
+            </w:r>
+            <w:r>
+              <w:t>The sum must be correct</w:t>
+            </w:r>
+          </w:p>
+          <w:p/>
         </w:tc>
         <w:tc>
           <w:tcPr>
             <w:tcW w:w="933" w:type="dxa"/>
+            <w:vMerge w:val="restart"/>
             <w:vAlign w:val="center"/>
           </w:tcPr>
           <w:p>
@@ -4274,6 +3872,689 @@
         <w:tc>
           <w:tcPr>
             <w:tcW w:w="1662" w:type="dxa"/>
+            <w:vMerge w:val="restart"/>
+            <w:vAlign w:val="center"/>
+          </w:tcPr>
+          <w:p>
+            <w:pPr>
+              <w:jc w:val="center"/>
+            </w:pPr>
+          </w:p>
+        </w:tc>
+      </w:tr>
+      <w:tr>
+        <w:trPr>
+          <w:trHeight w:val="1259"/>
+          <w:jc w:val="center"/>
+        </w:trPr>
+        <w:tc>
+          <w:tcPr>
+            <w:tcW w:w="1063" w:type="dxa"/>
+            <w:vMerge/>
+            <w:vAlign w:val="center"/>
+          </w:tcPr>
+          <w:p>
+            <w:pPr>
+              <w:jc w:val="center"/>
+              <w:rPr>
+                <w:b/>
+                <w:bCs/>
+              </w:rPr>
+            </w:pPr>
+          </w:p>
+        </w:tc>
+        <w:tc>
+          <w:tcPr>
+            <w:tcW w:w="570" w:type="dxa"/>
+            <w:vAlign w:val="center"/>
+          </w:tcPr>
+          <w:p>
+            <w:pPr>
+              <w:jc w:val="center"/>
+            </w:pPr>
+            <w:r>
+              <w:t>2#</w:t>
+            </w:r>
+          </w:p>
+        </w:tc>
+        <w:tc>
+          <w:tcPr>
+            <w:tcW w:w="4561" w:type="dxa"/>
+            <w:vAlign w:val="center"/>
+          </w:tcPr>
+          <w:p>
+            <w:r>
+              <w:t>Take the parallel array summation problem from Week 2 (Problem 2.2)</w:t>
+            </w:r>
+          </w:p>
+          <w:p>
+            <w:r>
+              <w:t>again. Correct the race condition on the parallel_sum variable using #pragma omp atomic.</w:t>
+            </w:r>
+          </w:p>
+          <w:p>
+            <w:r>
+              <w:t>Measure and compare the execution times with the critical version.</w:t>
+            </w:r>
+          </w:p>
+        </w:tc>
+        <w:tc>
+          <w:tcPr>
+            <w:tcW w:w="933" w:type="dxa"/>
+            <w:vMerge/>
+            <w:vAlign w:val="center"/>
+          </w:tcPr>
+          <w:p>
+            <w:pPr>
+              <w:jc w:val="center"/>
+            </w:pPr>
+          </w:p>
+        </w:tc>
+        <w:tc>
+          <w:tcPr>
+            <w:tcW w:w="1662" w:type="dxa"/>
+            <w:vMerge/>
+            <w:vAlign w:val="center"/>
+          </w:tcPr>
+          <w:p>
+            <w:pPr>
+              <w:jc w:val="center"/>
+            </w:pPr>
+          </w:p>
+        </w:tc>
+      </w:tr>
+      <w:tr>
+        <w:trPr>
+          <w:trHeight w:val="1259"/>
+          <w:jc w:val="center"/>
+        </w:trPr>
+        <w:tc>
+          <w:tcPr>
+            <w:tcW w:w="1063" w:type="dxa"/>
+            <w:vMerge/>
+            <w:vAlign w:val="center"/>
+          </w:tcPr>
+          <w:p>
+            <w:pPr>
+              <w:jc w:val="center"/>
+              <w:rPr>
+                <w:b/>
+                <w:bCs/>
+              </w:rPr>
+            </w:pPr>
+          </w:p>
+        </w:tc>
+        <w:tc>
+          <w:tcPr>
+            <w:tcW w:w="570" w:type="dxa"/>
+            <w:vAlign w:val="center"/>
+          </w:tcPr>
+          <w:p>
+            <w:pPr>
+              <w:jc w:val="center"/>
+            </w:pPr>
+            <w:r>
+              <w:t>3#</w:t>
+            </w:r>
+          </w:p>
+        </w:tc>
+        <w:tc>
+          <w:tcPr>
+            <w:tcW w:w="4561" w:type="dxa"/>
+            <w:vAlign w:val="center"/>
+          </w:tcPr>
+          <w:p>
+            <w:r>
+              <w:t>Find the maximum value in a large array (e.g., int arr[1000000]; initialized</w:t>
+            </w:r>
+            <w:r>
+              <w:t xml:space="preserve"> </w:t>
+            </w:r>
+            <w:r>
+              <w:t>with random values) using omp_lock_t for synchronization. Compare its performance to a</w:t>
+            </w:r>
+            <w:r>
+              <w:t xml:space="preserve"> </w:t>
+            </w:r>
+            <w:r>
+              <w:t>serial version.</w:t>
+            </w:r>
+          </w:p>
+          <w:p/>
+          <w:p>
+            <w:r>
+              <w:t>Requirements:</w:t>
+            </w:r>
+          </w:p>
+          <w:p>
+            <w:pPr>
+              <w:rPr>
+                <w:rFonts w:ascii="Aptos" w:hAnsi="Aptos" w:cs="Aptos"/>
+              </w:rPr>
+            </w:pPr>
+            <w:r>
+              <w:rPr>
+                <w:rFonts w:ascii="Aptos" w:hAnsi="Aptos" w:cs="Aptos"/>
+              </w:rPr>
+              <w:t>◦</w:t>
+            </w:r>
+            <w:r>
+              <w:rPr>
+                <w:rFonts w:ascii="Aptos" w:hAnsi="Aptos" w:cs="Aptos"/>
+              </w:rPr>
+              <w:t xml:space="preserve"> Initialize an omp_lock_t variable.</w:t>
+            </w:r>
+          </w:p>
+          <w:p>
+            <w:pPr>
+              <w:rPr>
+                <w:rFonts w:ascii="Aptos" w:hAnsi="Aptos" w:cs="Aptos"/>
+              </w:rPr>
+            </w:pPr>
+            <w:r>
+              <w:rPr>
+                <w:rFonts w:ascii="Aptos" w:hAnsi="Aptos" w:cs="Aptos"/>
+              </w:rPr>
+              <w:t>◦</w:t>
+            </w:r>
+            <w:r>
+              <w:rPr>
+                <w:rFonts w:ascii="Aptos" w:hAnsi="Aptos" w:cs="Aptos"/>
+              </w:rPr>
+              <w:t xml:space="preserve"> Use omp_set_lock() and omp_unset_lock() to protect the update of the max_value.</w:t>
+            </w:r>
+          </w:p>
+          <w:p>
+            <w:r>
+              <w:rPr>
+                <w:rFonts w:ascii="Aptos" w:hAnsi="Aptos" w:cs="Aptos"/>
+              </w:rPr>
+              <w:t>◦</w:t>
+            </w:r>
+            <w:r>
+              <w:rPr>
+                <w:rFonts w:ascii="Aptos" w:hAnsi="Aptos" w:cs="Aptos"/>
+              </w:rPr>
+              <w:t xml:space="preserve"> Destroy the lock at the end.</w:t>
+            </w:r>
+          </w:p>
+        </w:tc>
+        <w:tc>
+          <w:tcPr>
+            <w:tcW w:w="933" w:type="dxa"/>
+            <w:vMerge/>
+            <w:vAlign w:val="center"/>
+          </w:tcPr>
+          <w:p>
+            <w:pPr>
+              <w:jc w:val="center"/>
+            </w:pPr>
+          </w:p>
+        </w:tc>
+        <w:tc>
+          <w:tcPr>
+            <w:tcW w:w="1662" w:type="dxa"/>
+            <w:vMerge/>
+            <w:vAlign w:val="center"/>
+          </w:tcPr>
+          <w:p>
+            <w:pPr>
+              <w:jc w:val="center"/>
+            </w:pPr>
+          </w:p>
+        </w:tc>
+      </w:tr>
+      <w:tr>
+        <w:trPr>
+          <w:trHeight w:val="1259"/>
+          <w:jc w:val="center"/>
+        </w:trPr>
+        <w:tc>
+          <w:tcPr>
+            <w:tcW w:w="1063" w:type="dxa"/>
+            <w:vMerge/>
+            <w:vAlign w:val="center"/>
+          </w:tcPr>
+          <w:p>
+            <w:pPr>
+              <w:jc w:val="center"/>
+              <w:rPr>
+                <w:b/>
+                <w:bCs/>
+              </w:rPr>
+            </w:pPr>
+          </w:p>
+        </w:tc>
+        <w:tc>
+          <w:tcPr>
+            <w:tcW w:w="570" w:type="dxa"/>
+            <w:vAlign w:val="center"/>
+          </w:tcPr>
+          <w:p>
+            <w:pPr>
+              <w:jc w:val="center"/>
+            </w:pPr>
+            <w:r>
+              <w:t>4#</w:t>
+            </w:r>
+          </w:p>
+        </w:tc>
+        <w:tc>
+          <w:tcPr>
+            <w:tcW w:w="4561" w:type="dxa"/>
+            <w:vAlign w:val="center"/>
+          </w:tcPr>
+          <w:p>
+            <w:pPr>
+              <w:rPr>
+                <w:rFonts w:ascii="Aptos" w:hAnsi="Aptos" w:cs="Aptos"/>
+              </w:rPr>
+            </w:pPr>
+            <w:r>
+              <w:rPr>
+                <w:rFonts w:ascii="Aptos" w:hAnsi="Aptos" w:cs="Aptos"/>
+              </w:rPr>
+              <w:t>Have each thread in a parallel region calculate a thread-specific value (e.g.,</w:t>
+            </w:r>
+          </w:p>
+          <w:p>
+            <w:pPr>
+              <w:rPr>
+                <w:rFonts w:ascii="Aptos" w:hAnsi="Aptos" w:cs="Aptos"/>
+              </w:rPr>
+            </w:pPr>
+            <w:r>
+              <w:rPr>
+                <w:rFonts w:ascii="Aptos" w:hAnsi="Aptos" w:cs="Aptos"/>
+              </w:rPr>
+              <w:t>thread_id * 10). After all threads have calculated their value, use #pragma omp barrier to</w:t>
+            </w:r>
+          </w:p>
+          <w:p>
+            <w:pPr>
+              <w:rPr>
+                <w:rFonts w:ascii="Aptos" w:hAnsi="Aptos" w:cs="Aptos"/>
+              </w:rPr>
+            </w:pPr>
+            <w:r>
+              <w:rPr>
+                <w:rFonts w:ascii="Aptos" w:hAnsi="Aptos" w:cs="Aptos"/>
+              </w:rPr>
+              <w:t>ensure all threads wait. Then, after the barrier, have each thread print ”Thread X’s value is</w:t>
+            </w:r>
+          </w:p>
+          <w:p>
+            <w:pPr>
+              <w:rPr>
+                <w:rFonts w:ascii="Aptos" w:hAnsi="Aptos" w:cs="Aptos"/>
+              </w:rPr>
+            </w:pPr>
+            <w:r>
+              <w:rPr>
+                <w:rFonts w:ascii="Aptos" w:hAnsi="Aptos" w:cs="Aptos"/>
+              </w:rPr>
+              <w:lastRenderedPageBreak/>
+              <w:t>Y, and total active threads are Z”. This simulates a scenario where threads need to wait for</w:t>
+            </w:r>
+          </w:p>
+          <w:p>
+            <w:pPr>
+              <w:rPr>
+                <w:rFonts w:ascii="Aptos" w:hAnsi="Aptos" w:cs="Aptos"/>
+              </w:rPr>
+            </w:pPr>
+            <w:r>
+              <w:rPr>
+                <w:rFonts w:ascii="Aptos" w:hAnsi="Aptos" w:cs="Aptos"/>
+              </w:rPr>
+              <w:t>others before proceeding with a task that relies on collective completion.</w:t>
+            </w:r>
+          </w:p>
+          <w:p>
+            <w:pPr>
+              <w:rPr>
+                <w:rFonts w:ascii="Aptos" w:hAnsi="Aptos" w:cs="Aptos"/>
+              </w:rPr>
+            </w:pPr>
+          </w:p>
+          <w:p>
+            <w:pPr>
+              <w:rPr>
+                <w:rFonts w:ascii="Aptos" w:hAnsi="Aptos" w:cs="Aptos"/>
+              </w:rPr>
+            </w:pPr>
+            <w:r>
+              <w:rPr>
+                <w:rFonts w:ascii="Aptos" w:hAnsi="Aptos" w:cs="Aptos"/>
+              </w:rPr>
+              <w:t xml:space="preserve">Requirements: </w:t>
+            </w:r>
+          </w:p>
+          <w:p>
+            <w:pPr>
+              <w:rPr>
+                <w:rFonts w:ascii="Aptos" w:hAnsi="Aptos" w:cs="Aptos"/>
+              </w:rPr>
+            </w:pPr>
+            <w:r>
+              <w:rPr>
+                <w:rFonts w:ascii="Aptos" w:hAnsi="Aptos" w:cs="Aptos"/>
+              </w:rPr>
+              <w:t>◦</w:t>
+            </w:r>
+            <w:r>
+              <w:rPr>
+                <w:rFonts w:ascii="Aptos" w:hAnsi="Aptos" w:cs="Aptos"/>
+              </w:rPr>
+              <w:t xml:space="preserve"> Use omp_get_thread_num() and omp_get_num_threads()</w:t>
+            </w:r>
+          </w:p>
+          <w:p>
+            <w:r>
+              <w:rPr>
+                <w:rFonts w:ascii="Aptos" w:hAnsi="Aptos" w:cs="Aptos"/>
+              </w:rPr>
+              <w:t>◦</w:t>
+            </w:r>
+            <w:r>
+              <w:rPr>
+                <w:rFonts w:ascii="Aptos" w:hAnsi="Aptos" w:cs="Aptos"/>
+              </w:rPr>
+              <w:t xml:space="preserve"> Use #pragma omp barrier.</w:t>
+            </w:r>
+          </w:p>
+        </w:tc>
+        <w:tc>
+          <w:tcPr>
+            <w:tcW w:w="933" w:type="dxa"/>
+            <w:vMerge/>
+            <w:vAlign w:val="center"/>
+          </w:tcPr>
+          <w:p>
+            <w:pPr>
+              <w:jc w:val="center"/>
+            </w:pPr>
+          </w:p>
+        </w:tc>
+        <w:tc>
+          <w:tcPr>
+            <w:tcW w:w="1662" w:type="dxa"/>
+            <w:vMerge/>
+            <w:vAlign w:val="center"/>
+          </w:tcPr>
+          <w:p>
+            <w:pPr>
+              <w:jc w:val="center"/>
+            </w:pPr>
+          </w:p>
+        </w:tc>
+      </w:tr>
+      <w:tr>
+        <w:trPr>
+          <w:trHeight w:val="1259"/>
+          <w:jc w:val="center"/>
+        </w:trPr>
+        <w:tc>
+          <w:tcPr>
+            <w:tcW w:w="1063" w:type="dxa"/>
+            <w:vMerge/>
+            <w:vAlign w:val="center"/>
+          </w:tcPr>
+          <w:p>
+            <w:pPr>
+              <w:jc w:val="center"/>
+              <w:rPr>
+                <w:b/>
+                <w:bCs/>
+              </w:rPr>
+            </w:pPr>
+          </w:p>
+        </w:tc>
+        <w:tc>
+          <w:tcPr>
+            <w:tcW w:w="570" w:type="dxa"/>
+            <w:vAlign w:val="center"/>
+          </w:tcPr>
+          <w:p>
+            <w:pPr>
+              <w:jc w:val="center"/>
+            </w:pPr>
+            <w:r>
+              <w:t>5#</w:t>
+            </w:r>
+          </w:p>
+        </w:tc>
+        <w:tc>
+          <w:tcPr>
+            <w:tcW w:w="4561" w:type="dxa"/>
+            <w:vAlign w:val="center"/>
+          </w:tcPr>
+          <w:p>
+            <w:r>
+              <w:t>Declare a shared integer variable counter initialized to 0. Create a parallel</w:t>
+            </w:r>
+            <w:r>
+              <w:t xml:space="preserve"> </w:t>
+            </w:r>
+            <w:r>
+              <w:t>region with a loop that iterates 100 times. Each thread should increment counter inside</w:t>
+            </w:r>
+          </w:p>
+          <w:p>
+            <w:r>
+              <w:t>the loop. The loop variable i should be firstprivate. Analyze the final value of counter and</w:t>
+            </w:r>
+            <w:r>
+              <w:t xml:space="preserve"> </w:t>
+            </w:r>
+            <w:r>
+              <w:t>explain why it behaves that way.</w:t>
+            </w:r>
+          </w:p>
+          <w:p/>
+          <w:p>
+            <w:r>
+              <w:t xml:space="preserve">Requirements: </w:t>
+            </w:r>
+          </w:p>
+          <w:p/>
+          <w:p>
+            <w:pPr>
+              <w:rPr>
+                <w:rFonts w:ascii="Aptos" w:hAnsi="Aptos" w:cs="Aptos"/>
+              </w:rPr>
+            </w:pPr>
+            <w:r>
+              <w:rPr>
+                <w:rFonts w:ascii="Aptos" w:hAnsi="Aptos" w:cs="Aptos"/>
+              </w:rPr>
+              <w:t>◦</w:t>
+            </w:r>
+            <w:r>
+              <w:rPr>
+                <w:rFonts w:ascii="Aptos" w:hAnsi="Aptos" w:cs="Aptos"/>
+              </w:rPr>
+              <w:t xml:space="preserve"> Use shared(counter) and firstprivate(i)</w:t>
+            </w:r>
+          </w:p>
+          <w:p>
+            <w:r>
+              <w:rPr>
+                <w:rFonts w:ascii="Aptos" w:hAnsi="Aptos" w:cs="Aptos"/>
+              </w:rPr>
+              <w:t>◦</w:t>
+            </w:r>
+            <w:r>
+              <w:rPr>
+                <w:rFonts w:ascii="Aptos" w:hAnsi="Aptos" w:cs="Aptos"/>
+              </w:rPr>
+              <w:t xml:space="preserve"> Acknowledge the race condition on counter.</w:t>
+            </w:r>
+          </w:p>
+        </w:tc>
+        <w:tc>
+          <w:tcPr>
+            <w:tcW w:w="933" w:type="dxa"/>
+            <w:vMerge/>
+            <w:vAlign w:val="center"/>
+          </w:tcPr>
+          <w:p>
+            <w:pPr>
+              <w:jc w:val="center"/>
+            </w:pPr>
+          </w:p>
+        </w:tc>
+        <w:tc>
+          <w:tcPr>
+            <w:tcW w:w="1662" w:type="dxa"/>
+            <w:vMerge/>
+            <w:vAlign w:val="center"/>
+          </w:tcPr>
+          <w:p>
+            <w:pPr>
+              <w:jc w:val="center"/>
+            </w:pPr>
+          </w:p>
+        </w:tc>
+      </w:tr>
+      <w:tr>
+        <w:trPr>
+          <w:trHeight w:val="1259"/>
+          <w:jc w:val="center"/>
+        </w:trPr>
+        <w:tc>
+          <w:tcPr>
+            <w:tcW w:w="1063" w:type="dxa"/>
+            <w:vMerge/>
+            <w:vAlign w:val="center"/>
+          </w:tcPr>
+          <w:p>
+            <w:pPr>
+              <w:jc w:val="center"/>
+              <w:rPr>
+                <w:b/>
+                <w:bCs/>
+              </w:rPr>
+            </w:pPr>
+          </w:p>
+        </w:tc>
+        <w:tc>
+          <w:tcPr>
+            <w:tcW w:w="570" w:type="dxa"/>
+            <w:vAlign w:val="center"/>
+          </w:tcPr>
+          <w:p>
+            <w:pPr>
+              <w:jc w:val="center"/>
+            </w:pPr>
+            <w:r>
+              <w:t>6#</w:t>
+            </w:r>
+          </w:p>
+        </w:tc>
+        <w:tc>
+          <w:tcPr>
+            <w:tcW w:w="4561" w:type="dxa"/>
+            <w:vAlign w:val="center"/>
+          </w:tcPr>
+          <w:p>
+            <w:r>
+              <w:t>Given an array of strings (e.g., char* words[] = {”apple”, ”banana”, ”orange”,</w:t>
+            </w:r>
+            <w:r>
+              <w:t xml:space="preserve"> </w:t>
+            </w:r>
+            <w:r>
+              <w:t>”grape”, ”kiwi”, ”melon”, ”apricot”};), count the total occurrences of a specific character (e.g.,</w:t>
+            </w:r>
+          </w:p>
+          <w:p>
+            <w:r>
+              <w:t>’a’) across all strings. Implement this in parallel using #pragma omp parallel for and #pragma</w:t>
+            </w:r>
+            <w:r>
+              <w:t xml:space="preserve"> </w:t>
+            </w:r>
+            <w:r>
+              <w:t>omp atomic for the shared counter.</w:t>
+            </w:r>
+          </w:p>
+          <w:p/>
+          <w:p>
+            <w:r>
+              <w:t>Requirements:</w:t>
+            </w:r>
+          </w:p>
+          <w:p/>
+          <w:p>
+            <w:pPr>
+              <w:rPr>
+                <w:rFonts w:ascii="Aptos" w:hAnsi="Aptos" w:cs="Aptos"/>
+              </w:rPr>
+            </w:pPr>
+            <w:r>
+              <w:rPr>
+                <w:rFonts w:ascii="Aptos" w:hAnsi="Aptos" w:cs="Aptos"/>
+              </w:rPr>
+              <w:t>◦</w:t>
+            </w:r>
+            <w:r>
+              <w:rPr>
+                <w:rFonts w:ascii="Aptos" w:hAnsi="Aptos" w:cs="Aptos"/>
+              </w:rPr>
+              <w:t xml:space="preserve"> Iterate through the array of strings in parallel.</w:t>
+            </w:r>
+          </w:p>
+          <w:p>
+            <w:pPr>
+              <w:rPr>
+                <w:rFonts w:ascii="Aptos" w:hAnsi="Aptos" w:cs="Aptos"/>
+              </w:rPr>
+            </w:pPr>
+            <w:r>
+              <w:rPr>
+                <w:rFonts w:ascii="Aptos" w:hAnsi="Aptos" w:cs="Aptos"/>
+              </w:rPr>
+              <w:t>◦</w:t>
+            </w:r>
+            <w:r>
+              <w:rPr>
+                <w:rFonts w:ascii="Aptos" w:hAnsi="Aptos" w:cs="Aptos"/>
+              </w:rPr>
+              <w:t xml:space="preserve"> For each string, iterate through its characters.</w:t>
+            </w:r>
+          </w:p>
+          <w:p>
+            <w:r>
+              <w:rPr>
+                <w:rFonts w:ascii="Aptos" w:hAnsi="Aptos" w:cs="Aptos"/>
+              </w:rPr>
+              <w:t>◦</w:t>
+            </w:r>
+            <w:r>
+              <w:rPr>
+                <w:rFonts w:ascii="Aptos" w:hAnsi="Aptos" w:cs="Aptos"/>
+              </w:rPr>
+              <w:t xml:space="preserve"> Use #pragma omp atomic to safely increment the shared count.</w:t>
+            </w:r>
+          </w:p>
+        </w:tc>
+        <w:tc>
+          <w:tcPr>
+            <w:tcW w:w="933" w:type="dxa"/>
+            <w:vMerge/>
+            <w:vAlign w:val="center"/>
+          </w:tcPr>
+          <w:p>
+            <w:pPr>
+              <w:jc w:val="center"/>
+            </w:pPr>
+          </w:p>
+        </w:tc>
+        <w:tc>
+          <w:tcPr>
+            <w:tcW w:w="1662" w:type="dxa"/>
+            <w:vMerge/>
             <w:vAlign w:val="center"/>
           </w:tcPr>
           <w:p>
@@ -4377,6 +4658,7 @@
                 <w:b/>
                 <w:bCs/>
               </w:rPr>
+              <w:lastRenderedPageBreak/>
               <w:t>8</w:t>
             </w:r>
           </w:p>
@@ -4446,7 +4728,6 @@
                 <w:b/>
                 <w:bCs/>
               </w:rPr>
-              <w:lastRenderedPageBreak/>
               <w:t>9</w:t>
             </w:r>
           </w:p>
@@ -4517,6 +4798,250 @@
               </w:rPr>
               <w:t>10</w:t>
             </w:r>
+          </w:p>
+        </w:tc>
+        <w:tc>
+          <w:tcPr>
+            <w:tcW w:w="570" w:type="dxa"/>
+            <w:vAlign w:val="center"/>
+          </w:tcPr>
+          <w:p>
+            <w:pPr>
+              <w:jc w:val="center"/>
+            </w:pPr>
+          </w:p>
+        </w:tc>
+        <w:tc>
+          <w:tcPr>
+            <w:tcW w:w="4561" w:type="dxa"/>
+            <w:vAlign w:val="center"/>
+          </w:tcPr>
+          <w:p/>
+        </w:tc>
+        <w:tc>
+          <w:tcPr>
+            <w:tcW w:w="933" w:type="dxa"/>
+            <w:vAlign w:val="center"/>
+          </w:tcPr>
+          <w:p>
+            <w:pPr>
+              <w:jc w:val="center"/>
+            </w:pPr>
+          </w:p>
+        </w:tc>
+        <w:tc>
+          <w:tcPr>
+            <w:tcW w:w="1662" w:type="dxa"/>
+            <w:vAlign w:val="center"/>
+          </w:tcPr>
+          <w:p>
+            <w:pPr>
+              <w:jc w:val="center"/>
+            </w:pPr>
+          </w:p>
+        </w:tc>
+      </w:tr>
+      <w:tr>
+        <w:trPr>
+          <w:trHeight w:val="1562"/>
+          <w:jc w:val="center"/>
+        </w:trPr>
+        <w:tc>
+          <w:tcPr>
+            <w:tcW w:w="1063" w:type="dxa"/>
+            <w:vAlign w:val="center"/>
+          </w:tcPr>
+          <w:p>
+            <w:pPr>
+              <w:jc w:val="center"/>
+              <w:rPr>
+                <w:b/>
+                <w:bCs/>
+              </w:rPr>
+            </w:pPr>
+          </w:p>
+        </w:tc>
+        <w:tc>
+          <w:tcPr>
+            <w:tcW w:w="570" w:type="dxa"/>
+            <w:vAlign w:val="center"/>
+          </w:tcPr>
+          <w:p>
+            <w:pPr>
+              <w:jc w:val="center"/>
+            </w:pPr>
+          </w:p>
+        </w:tc>
+        <w:tc>
+          <w:tcPr>
+            <w:tcW w:w="4561" w:type="dxa"/>
+            <w:vAlign w:val="center"/>
+          </w:tcPr>
+          <w:p/>
+        </w:tc>
+        <w:tc>
+          <w:tcPr>
+            <w:tcW w:w="933" w:type="dxa"/>
+            <w:vAlign w:val="center"/>
+          </w:tcPr>
+          <w:p>
+            <w:pPr>
+              <w:jc w:val="center"/>
+            </w:pPr>
+          </w:p>
+        </w:tc>
+        <w:tc>
+          <w:tcPr>
+            <w:tcW w:w="1662" w:type="dxa"/>
+            <w:vAlign w:val="center"/>
+          </w:tcPr>
+          <w:p>
+            <w:pPr>
+              <w:jc w:val="center"/>
+            </w:pPr>
+          </w:p>
+        </w:tc>
+      </w:tr>
+      <w:tr>
+        <w:trPr>
+          <w:trHeight w:val="1562"/>
+          <w:jc w:val="center"/>
+        </w:trPr>
+        <w:tc>
+          <w:tcPr>
+            <w:tcW w:w="1063" w:type="dxa"/>
+            <w:vAlign w:val="center"/>
+          </w:tcPr>
+          <w:p>
+            <w:pPr>
+              <w:jc w:val="center"/>
+              <w:rPr>
+                <w:b/>
+                <w:bCs/>
+              </w:rPr>
+            </w:pPr>
+          </w:p>
+        </w:tc>
+        <w:tc>
+          <w:tcPr>
+            <w:tcW w:w="570" w:type="dxa"/>
+            <w:vAlign w:val="center"/>
+          </w:tcPr>
+          <w:p>
+            <w:pPr>
+              <w:jc w:val="center"/>
+            </w:pPr>
+          </w:p>
+        </w:tc>
+        <w:tc>
+          <w:tcPr>
+            <w:tcW w:w="4561" w:type="dxa"/>
+            <w:vAlign w:val="center"/>
+          </w:tcPr>
+          <w:p/>
+        </w:tc>
+        <w:tc>
+          <w:tcPr>
+            <w:tcW w:w="933" w:type="dxa"/>
+            <w:vAlign w:val="center"/>
+          </w:tcPr>
+          <w:p>
+            <w:pPr>
+              <w:jc w:val="center"/>
+            </w:pPr>
+          </w:p>
+        </w:tc>
+        <w:tc>
+          <w:tcPr>
+            <w:tcW w:w="1662" w:type="dxa"/>
+            <w:vAlign w:val="center"/>
+          </w:tcPr>
+          <w:p>
+            <w:pPr>
+              <w:jc w:val="center"/>
+            </w:pPr>
+          </w:p>
+        </w:tc>
+      </w:tr>
+      <w:tr>
+        <w:trPr>
+          <w:trHeight w:val="1562"/>
+          <w:jc w:val="center"/>
+        </w:trPr>
+        <w:tc>
+          <w:tcPr>
+            <w:tcW w:w="1063" w:type="dxa"/>
+            <w:vAlign w:val="center"/>
+          </w:tcPr>
+          <w:p>
+            <w:pPr>
+              <w:jc w:val="center"/>
+              <w:rPr>
+                <w:b/>
+                <w:bCs/>
+              </w:rPr>
+            </w:pPr>
+          </w:p>
+        </w:tc>
+        <w:tc>
+          <w:tcPr>
+            <w:tcW w:w="570" w:type="dxa"/>
+            <w:vAlign w:val="center"/>
+          </w:tcPr>
+          <w:p>
+            <w:pPr>
+              <w:jc w:val="center"/>
+            </w:pPr>
+          </w:p>
+        </w:tc>
+        <w:tc>
+          <w:tcPr>
+            <w:tcW w:w="4561" w:type="dxa"/>
+            <w:vAlign w:val="center"/>
+          </w:tcPr>
+          <w:p/>
+        </w:tc>
+        <w:tc>
+          <w:tcPr>
+            <w:tcW w:w="933" w:type="dxa"/>
+            <w:vAlign w:val="center"/>
+          </w:tcPr>
+          <w:p>
+            <w:pPr>
+              <w:jc w:val="center"/>
+            </w:pPr>
+          </w:p>
+        </w:tc>
+        <w:tc>
+          <w:tcPr>
+            <w:tcW w:w="1662" w:type="dxa"/>
+            <w:vAlign w:val="center"/>
+          </w:tcPr>
+          <w:p>
+            <w:pPr>
+              <w:jc w:val="center"/>
+            </w:pPr>
+          </w:p>
+        </w:tc>
+      </w:tr>
+      <w:tr>
+        <w:trPr>
+          <w:trHeight w:val="1562"/>
+          <w:jc w:val="center"/>
+        </w:trPr>
+        <w:tc>
+          <w:tcPr>
+            <w:tcW w:w="1063" w:type="dxa"/>
+            <w:vAlign w:val="center"/>
+          </w:tcPr>
+          <w:p>
+            <w:pPr>
+              <w:jc w:val="center"/>
+              <w:rPr>
+                <w:b/>
+                <w:bCs/>
+              </w:rPr>
+            </w:pPr>
           </w:p>
         </w:tc>
         <w:tc>
@@ -4576,7 +5101,7 @@
       </w:pPr>
       <w:r>
         <w:pict w14:anchorId="40FEAEE4">
-          <v:shape id="Picture 1" o:spid="_x0000_i1027" type="#_x0000_t75" alt="Github Logo - Free social media icons" style="width:28.35pt;height:28.35pt;rotation:180;flip:y;visibility:visible;mso-wrap-style:square;mso-position-horizontal:absolute;mso-position-horizontal-relative:text;mso-position-vertical:absolute;mso-position-vertical-relative:text">
+          <v:shape id="Picture 1" o:spid="_x0000_i1027" type="#_x0000_t75" alt="Github Logo - Free social media icons" style="width:28.5pt;height:28.5pt;rotation:180;flip:y;visibility:visible;mso-wrap-style:square;mso-position-horizontal:absolute;mso-position-horizontal-relative:text;mso-position-vertical:absolute;mso-position-vertical-relative:text">
             <v:imagedata r:id="rId8" o:title="Github Logo - Free social media icons" croptop="-5401f" cropbottom="-5878f" cropleft="-5401f" cropright="-5878f"/>
           </v:shape>
         </w:pict>
@@ -4593,7 +5118,7 @@
             <w:sz w:val="28"/>
             <w:szCs w:val="28"/>
           </w:rPr>
-          <w:t>https://github.com/Stephen047</w:t>
+          <w:t>https://github.com/ahmadmustafa96</w:t>
         </w:r>
       </w:hyperlink>
     </w:p>
@@ -4613,7 +5138,7 @@
 </file>
 
 <file path=word/endnotes.xml><?xml version="1.0" encoding="utf-8"?>
-<w:endnotes xmlns:wpc="http://schemas.microsoft.com/office/word/2010/wordprocessingCanvas" xmlns:cx="http://schemas.microsoft.com/office/drawing/2014/chartex" xmlns:cx1="http://schemas.microsoft.com/office/drawing/2015/9/8/chartex" xmlns:cx2="http://schemas.microsoft.com/office/drawing/2015/10/21/chartex" xmlns:cx3="http://schemas.microsoft.com/office/drawing/2016/5/9/chartex" xmlns:cx4="http://schemas.microsoft.com/office/drawing/2016/5/10/chartex" xmlns:cx5="http://schemas.microsoft.com/office/drawing/2016/5/11/chartex" xmlns:cx6="http://schemas.microsoft.com/office/drawing/2016/5/12/chartex" xmlns:cx7="http://schemas.microsoft.com/office/drawing/2016/5/13/chartex" xmlns:cx8="http://schemas.microsoft.com/office/drawing/2016/5/14/chartex" xmlns:mc="http://schemas.openxmlformats.org/markup-compatibility/2006" xmlns:aink="http://schemas.microsoft.com/office/drawing/2016/ink" xmlns:am3d="http://schemas.microsoft.com/office/drawing/2017/model3d" xmlns:o="urn:schemas-microsoft-com:office:office" xmlns:oel="http://schemas.microsoft.com/office/2019/extlst" xmlns:r="http://schemas.openxmlformats.org/officeDocument/2006/relationships" xmlns:m="http://schemas.openxmlformats.org/officeDocument/2006/math" xmlns:v="urn:schemas-microsoft-com:vml" xmlns:wp14="http://schemas.microsoft.com/office/word/2010/wordprocessingDrawing" xmlns:wp="http://schemas.openxmlformats.org/drawingml/2006/wordprocessingDrawing" xmlns:w10="urn:schemas-microsoft-com:office:word" xmlns:w="http://schemas.openxmlformats.org/wordprocessingml/2006/main" xmlns:w14="http://schemas.microsoft.com/office/word/2010/wordml" xmlns:w15="http://schemas.microsoft.com/office/word/2012/wordml" xmlns:w16cei="http://schemas.microsoft.com/office/word/2026/wordml/cei" xmlns:w16cex="http://schemas.microsoft.com/office/word/2018/wordml/cex" xmlns:w16cid="http://schemas.microsoft.com/office/word/2016/wordml/cid" xmlns:w16="http://schemas.microsoft.com/office/word/2018/wordml" xmlns:w16du="http://schemas.microsoft.com/office/word/2023/wordml/word16du" xmlns:w16sdtdh="http://schemas.microsoft.com/office/word/2020/wordml/sdtdatahash" xmlns:w16sdtfl="http://schemas.microsoft.com/office/word/2024/wordml/sdtformatlock" xmlns:w16se="http://schemas.microsoft.com/office/word/2015/wordml/symex" xmlns:wpg="http://schemas.microsoft.com/office/word/2010/wordprocessingGroup" xmlns:wpi="http://schemas.microsoft.com/office/word/2010/wordprocessingInk" xmlns:wne="http://schemas.microsoft.com/office/word/2006/wordml" xmlns:wps="http://schemas.microsoft.com/office/word/2010/wordprocessingShape" mc:Ignorable="w14 w15 w16se w16cid w16 w16cex w16sdtdh w16sdtfl w16du wp14">
+<w:endnotes xmlns:wpc="http://schemas.microsoft.com/office/word/2010/wordprocessingCanvas" xmlns:cx="http://schemas.microsoft.com/office/drawing/2014/chartex" xmlns:cx1="http://schemas.microsoft.com/office/drawing/2015/9/8/chartex" xmlns:cx2="http://schemas.microsoft.com/office/drawing/2015/10/21/chartex" xmlns:cx3="http://schemas.microsoft.com/office/drawing/2016/5/9/chartex" xmlns:cx4="http://schemas.microsoft.com/office/drawing/2016/5/10/chartex" xmlns:cx5="http://schemas.microsoft.com/office/drawing/2016/5/11/chartex" xmlns:cx6="http://schemas.microsoft.com/office/drawing/2016/5/12/chartex" xmlns:cx7="http://schemas.microsoft.com/office/drawing/2016/5/13/chartex" xmlns:cx8="http://schemas.microsoft.com/office/drawing/2016/5/14/chartex" xmlns:mc="http://schemas.openxmlformats.org/markup-compatibility/2006" xmlns:aink="http://schemas.microsoft.com/office/drawing/2016/ink" xmlns:am3d="http://schemas.microsoft.com/office/drawing/2017/model3d" xmlns:o="urn:schemas-microsoft-com:office:office" xmlns:oel="http://schemas.microsoft.com/office/2019/extlst" xmlns:r="http://schemas.openxmlformats.org/officeDocument/2006/relationships" xmlns:m="http://schemas.openxmlformats.org/officeDocument/2006/math" xmlns:v="urn:schemas-microsoft-com:vml" xmlns:wp14="http://schemas.microsoft.com/office/word/2010/wordprocessingDrawing" xmlns:wp="http://schemas.openxmlformats.org/drawingml/2006/wordprocessingDrawing" xmlns:w10="urn:schemas-microsoft-com:office:word" xmlns:w="http://schemas.openxmlformats.org/wordprocessingml/2006/main" xmlns:w14="http://schemas.microsoft.com/office/word/2010/wordml" xmlns:w15="http://schemas.microsoft.com/office/word/2012/wordml" xmlns:w16cex="http://schemas.microsoft.com/office/word/2018/wordml/cex" xmlns:w16cid="http://schemas.microsoft.com/office/word/2016/wordml/cid" xmlns:w16="http://schemas.microsoft.com/office/word/2018/wordml" xmlns:w16du="http://schemas.microsoft.com/office/word/2023/wordml/word16du" xmlns:w16sdtdh="http://schemas.microsoft.com/office/word/2020/wordml/sdtdatahash" xmlns:w16sdtfl="http://schemas.microsoft.com/office/word/2024/wordml/sdtformatlock" xmlns:w16se="http://schemas.microsoft.com/office/word/2015/wordml/symex" xmlns:wpg="http://schemas.microsoft.com/office/word/2010/wordprocessingGroup" xmlns:wpi="http://schemas.microsoft.com/office/word/2010/wordprocessingInk" xmlns:wne="http://schemas.microsoft.com/office/word/2006/wordml" xmlns:wps="http://schemas.microsoft.com/office/word/2010/wordprocessingShape" mc:Ignorable="w14 w15 w16se w16cid w16 w16cex w16sdtdh w16sdtfl w16du wp14">
   <w:endnote w:type="separator" w:id="-1">
     <w:p>
       <w:pPr>
@@ -4638,7 +5163,7 @@
 </file>
 
 <file path=word/footer1.xml><?xml version="1.0" encoding="utf-8"?>
-<w:ftr xmlns:wpc="http://schemas.microsoft.com/office/word/2010/wordprocessingCanvas" xmlns:cx="http://schemas.microsoft.com/office/drawing/2014/chartex" xmlns:cx1="http://schemas.microsoft.com/office/drawing/2015/9/8/chartex" xmlns:cx2="http://schemas.microsoft.com/office/drawing/2015/10/21/chartex" xmlns:cx3="http://schemas.microsoft.com/office/drawing/2016/5/9/chartex" xmlns:cx4="http://schemas.microsoft.com/office/drawing/2016/5/10/chartex" xmlns:cx5="http://schemas.microsoft.com/office/drawing/2016/5/11/chartex" xmlns:cx6="http://schemas.microsoft.com/office/drawing/2016/5/12/chartex" xmlns:cx7="http://schemas.microsoft.com/office/drawing/2016/5/13/chartex" xmlns:cx8="http://schemas.microsoft.com/office/drawing/2016/5/14/chartex" xmlns:mc="http://schemas.openxmlformats.org/markup-compatibility/2006" xmlns:aink="http://schemas.microsoft.com/office/drawing/2016/ink" xmlns:am3d="http://schemas.microsoft.com/office/drawing/2017/model3d" xmlns:o="urn:schemas-microsoft-com:office:office" xmlns:oel="http://schemas.microsoft.com/office/2019/extlst" xmlns:r="http://schemas.openxmlformats.org/officeDocument/2006/relationships" xmlns:m="http://schemas.openxmlformats.org/officeDocument/2006/math" xmlns:v="urn:schemas-microsoft-com:vml" xmlns:wp14="http://schemas.microsoft.com/office/word/2010/wordprocessingDrawing" xmlns:wp="http://schemas.openxmlformats.org/drawingml/2006/wordprocessingDrawing" xmlns:w10="urn:schemas-microsoft-com:office:word" xmlns:w="http://schemas.openxmlformats.org/wordprocessingml/2006/main" xmlns:w14="http://schemas.microsoft.com/office/word/2010/wordml" xmlns:w15="http://schemas.microsoft.com/office/word/2012/wordml" xmlns:w16cei="http://schemas.microsoft.com/office/word/2026/wordml/cei" xmlns:w16cex="http://schemas.microsoft.com/office/word/2018/wordml/cex" xmlns:w16cid="http://schemas.microsoft.com/office/word/2016/wordml/cid" xmlns:w16="http://schemas.microsoft.com/office/word/2018/wordml" xmlns:w16du="http://schemas.microsoft.com/office/word/2023/wordml/word16du" xmlns:w16sdtdh="http://schemas.microsoft.com/office/word/2020/wordml/sdtdatahash" xmlns:w16sdtfl="http://schemas.microsoft.com/office/word/2024/wordml/sdtformatlock" xmlns:w16se="http://schemas.microsoft.com/office/word/2015/wordml/symex" xmlns:wpg="http://schemas.microsoft.com/office/word/2010/wordprocessingGroup" xmlns:wpi="http://schemas.microsoft.com/office/word/2010/wordprocessingInk" xmlns:wne="http://schemas.microsoft.com/office/word/2006/wordml" xmlns:wps="http://schemas.microsoft.com/office/word/2010/wordprocessingShape" mc:Ignorable="w14 w15 w16se w16cid w16 w16cex w16sdtdh w16sdtfl w16du wp14">
+<w:ftr xmlns:wpc="http://schemas.microsoft.com/office/word/2010/wordprocessingCanvas" xmlns:cx="http://schemas.microsoft.com/office/drawing/2014/chartex" xmlns:cx1="http://schemas.microsoft.com/office/drawing/2015/9/8/chartex" xmlns:cx2="http://schemas.microsoft.com/office/drawing/2015/10/21/chartex" xmlns:cx3="http://schemas.microsoft.com/office/drawing/2016/5/9/chartex" xmlns:cx4="http://schemas.microsoft.com/office/drawing/2016/5/10/chartex" xmlns:cx5="http://schemas.microsoft.com/office/drawing/2016/5/11/chartex" xmlns:cx6="http://schemas.microsoft.com/office/drawing/2016/5/12/chartex" xmlns:cx7="http://schemas.microsoft.com/office/drawing/2016/5/13/chartex" xmlns:cx8="http://schemas.microsoft.com/office/drawing/2016/5/14/chartex" xmlns:mc="http://schemas.openxmlformats.org/markup-compatibility/2006" xmlns:aink="http://schemas.microsoft.com/office/drawing/2016/ink" xmlns:am3d="http://schemas.microsoft.com/office/drawing/2017/model3d" xmlns:o="urn:schemas-microsoft-com:office:office" xmlns:oel="http://schemas.microsoft.com/office/2019/extlst" xmlns:r="http://schemas.openxmlformats.org/officeDocument/2006/relationships" xmlns:m="http://schemas.openxmlformats.org/officeDocument/2006/math" xmlns:v="urn:schemas-microsoft-com:vml" xmlns:wp14="http://schemas.microsoft.com/office/word/2010/wordprocessingDrawing" xmlns:wp="http://schemas.openxmlformats.org/drawingml/2006/wordprocessingDrawing" xmlns:w10="urn:schemas-microsoft-com:office:word" xmlns:w="http://schemas.openxmlformats.org/wordprocessingml/2006/main" xmlns:w14="http://schemas.microsoft.com/office/word/2010/wordml" xmlns:w15="http://schemas.microsoft.com/office/word/2012/wordml" xmlns:w16cex="http://schemas.microsoft.com/office/word/2018/wordml/cex" xmlns:w16cid="http://schemas.microsoft.com/office/word/2016/wordml/cid" xmlns:w16="http://schemas.microsoft.com/office/word/2018/wordml" xmlns:w16du="http://schemas.microsoft.com/office/word/2023/wordml/word16du" xmlns:w16sdtdh="http://schemas.microsoft.com/office/word/2020/wordml/sdtdatahash" xmlns:w16sdtfl="http://schemas.microsoft.com/office/word/2024/wordml/sdtformatlock" xmlns:w16se="http://schemas.microsoft.com/office/word/2015/wordml/symex" xmlns:wpg="http://schemas.microsoft.com/office/word/2010/wordprocessingGroup" xmlns:wpi="http://schemas.microsoft.com/office/word/2010/wordprocessingInk" xmlns:wne="http://schemas.microsoft.com/office/word/2006/wordml" xmlns:wps="http://schemas.microsoft.com/office/word/2010/wordprocessingShape" mc:Ignorable="w14 w15 w16se w16cid w16 w16cex w16sdtdh w16sdtfl w16du wp14">
   <w:tbl>
     <w:tblPr>
       <w:tblW w:w="5000" w:type="pct"/>
@@ -4696,7 +5221,6 @@
               <w:dataBinding w:prefixMappings="xmlns:ns0='http://purl.org/dc/elements/1.1/' xmlns:ns1='http://schemas.openxmlformats.org/package/2006/metadata/core-properties' " w:xpath="/ns1:coreProperties[1]/ns0:title[1]" w:storeItemID="{6C3C8BC8-F283-45AE-878A-BAB7291924A1}"/>
               <w:text/>
             </w:sdtPr>
-            <w:sdtEndPr/>
             <w:sdtContent>
               <w:r>
                 <w:rPr>
@@ -4740,7 +5264,6 @@
             <w:dataBinding w:prefixMappings="xmlns:ns0='http://purl.org/dc/elements/1.1/' xmlns:ns1='http://schemas.openxmlformats.org/package/2006/metadata/core-properties' " w:xpath="/ns1:coreProperties[1]/ns0:creator[1]" w:storeItemID="{6C3C8BC8-F283-45AE-878A-BAB7291924A1}"/>
             <w:text/>
           </w:sdtPr>
-          <w:sdtEndPr/>
           <w:sdtContent>
             <w:p>
               <w:pPr>
@@ -4770,7 +5293,7 @@
                   <w:sz w:val="20"/>
                   <w:szCs w:val="20"/>
                 </w:rPr>
-                <w:t xml:space="preserve"> Ahmad mustafa khowaja</w:t>
+                <w:t>Ahmad mustafa khowaja</w:t>
               </w:r>
             </w:p>
           </w:sdtContent>
@@ -4787,7 +5310,7 @@
 </file>
 
 <file path=word/footer2.xml><?xml version="1.0" encoding="utf-8"?>
-<w:ftr xmlns:wpc="http://schemas.microsoft.com/office/word/2010/wordprocessingCanvas" xmlns:cx="http://schemas.microsoft.com/office/drawing/2014/chartex" xmlns:cx1="http://schemas.microsoft.com/office/drawing/2015/9/8/chartex" xmlns:cx2="http://schemas.microsoft.com/office/drawing/2015/10/21/chartex" xmlns:cx3="http://schemas.microsoft.com/office/drawing/2016/5/9/chartex" xmlns:cx4="http://schemas.microsoft.com/office/drawing/2016/5/10/chartex" xmlns:cx5="http://schemas.microsoft.com/office/drawing/2016/5/11/chartex" xmlns:cx6="http://schemas.microsoft.com/office/drawing/2016/5/12/chartex" xmlns:cx7="http://schemas.microsoft.com/office/drawing/2016/5/13/chartex" xmlns:cx8="http://schemas.microsoft.com/office/drawing/2016/5/14/chartex" xmlns:mc="http://schemas.openxmlformats.org/markup-compatibility/2006" xmlns:aink="http://schemas.microsoft.com/office/drawing/2016/ink" xmlns:am3d="http://schemas.microsoft.com/office/drawing/2017/model3d" xmlns:o="urn:schemas-microsoft-com:office:office" xmlns:oel="http://schemas.microsoft.com/office/2019/extlst" xmlns:r="http://schemas.openxmlformats.org/officeDocument/2006/relationships" xmlns:m="http://schemas.openxmlformats.org/officeDocument/2006/math" xmlns:v="urn:schemas-microsoft-com:vml" xmlns:wp14="http://schemas.microsoft.com/office/word/2010/wordprocessingDrawing" xmlns:wp="http://schemas.openxmlformats.org/drawingml/2006/wordprocessingDrawing" xmlns:w10="urn:schemas-microsoft-com:office:word" xmlns:w="http://schemas.openxmlformats.org/wordprocessingml/2006/main" xmlns:w14="http://schemas.microsoft.com/office/word/2010/wordml" xmlns:w15="http://schemas.microsoft.com/office/word/2012/wordml" xmlns:w16cei="http://schemas.microsoft.com/office/word/2026/wordml/cei" xmlns:w16cex="http://schemas.microsoft.com/office/word/2018/wordml/cex" xmlns:w16cid="http://schemas.microsoft.com/office/word/2016/wordml/cid" xmlns:w16="http://schemas.microsoft.com/office/word/2018/wordml" xmlns:w16du="http://schemas.microsoft.com/office/word/2023/wordml/word16du" xmlns:w16sdtdh="http://schemas.microsoft.com/office/word/2020/wordml/sdtdatahash" xmlns:w16sdtfl="http://schemas.microsoft.com/office/word/2024/wordml/sdtformatlock" xmlns:w16se="http://schemas.microsoft.com/office/word/2015/wordml/symex" xmlns:wpg="http://schemas.microsoft.com/office/word/2010/wordprocessingGroup" xmlns:wpi="http://schemas.microsoft.com/office/word/2010/wordprocessingInk" xmlns:wne="http://schemas.microsoft.com/office/word/2006/wordml" xmlns:wps="http://schemas.microsoft.com/office/word/2010/wordprocessingShape" mc:Ignorable="w14 w15 w16se w16cid w16 w16cex w16sdtdh w16sdtfl w16du wp14">
+<w:ftr xmlns:wpc="http://schemas.microsoft.com/office/word/2010/wordprocessingCanvas" xmlns:cx="http://schemas.microsoft.com/office/drawing/2014/chartex" xmlns:cx1="http://schemas.microsoft.com/office/drawing/2015/9/8/chartex" xmlns:cx2="http://schemas.microsoft.com/office/drawing/2015/10/21/chartex" xmlns:cx3="http://schemas.microsoft.com/office/drawing/2016/5/9/chartex" xmlns:cx4="http://schemas.microsoft.com/office/drawing/2016/5/10/chartex" xmlns:cx5="http://schemas.microsoft.com/office/drawing/2016/5/11/chartex" xmlns:cx6="http://schemas.microsoft.com/office/drawing/2016/5/12/chartex" xmlns:cx7="http://schemas.microsoft.com/office/drawing/2016/5/13/chartex" xmlns:cx8="http://schemas.microsoft.com/office/drawing/2016/5/14/chartex" xmlns:mc="http://schemas.openxmlformats.org/markup-compatibility/2006" xmlns:aink="http://schemas.microsoft.com/office/drawing/2016/ink" xmlns:am3d="http://schemas.microsoft.com/office/drawing/2017/model3d" xmlns:o="urn:schemas-microsoft-com:office:office" xmlns:oel="http://schemas.microsoft.com/office/2019/extlst" xmlns:r="http://schemas.openxmlformats.org/officeDocument/2006/relationships" xmlns:m="http://schemas.openxmlformats.org/officeDocument/2006/math" xmlns:v="urn:schemas-microsoft-com:vml" xmlns:wp14="http://schemas.microsoft.com/office/word/2010/wordprocessingDrawing" xmlns:wp="http://schemas.openxmlformats.org/drawingml/2006/wordprocessingDrawing" xmlns:w10="urn:schemas-microsoft-com:office:word" xmlns:w="http://schemas.openxmlformats.org/wordprocessingml/2006/main" xmlns:w14="http://schemas.microsoft.com/office/word/2010/wordml" xmlns:w15="http://schemas.microsoft.com/office/word/2012/wordml" xmlns:w16cex="http://schemas.microsoft.com/office/word/2018/wordml/cex" xmlns:w16cid="http://schemas.microsoft.com/office/word/2016/wordml/cid" xmlns:w16="http://schemas.microsoft.com/office/word/2018/wordml" xmlns:w16du="http://schemas.microsoft.com/office/word/2023/wordml/word16du" xmlns:w16sdtdh="http://schemas.microsoft.com/office/word/2020/wordml/sdtdatahash" xmlns:w16sdtfl="http://schemas.microsoft.com/office/word/2024/wordml/sdtformatlock" xmlns:w16se="http://schemas.microsoft.com/office/word/2015/wordml/symex" xmlns:wpg="http://schemas.microsoft.com/office/word/2010/wordprocessingGroup" xmlns:wpi="http://schemas.microsoft.com/office/word/2010/wordprocessingInk" xmlns:wne="http://schemas.microsoft.com/office/word/2006/wordml" xmlns:wps="http://schemas.microsoft.com/office/word/2010/wordprocessingShape" mc:Ignorable="w14 w15 w16se w16cid w16 w16cex w16sdtdh w16sdtfl w16du wp14">
   <w:tbl>
     <w:tblPr>
       <w:tblW w:w="5000" w:type="pct"/>
@@ -4845,7 +5368,6 @@
               <w:dataBinding w:prefixMappings="xmlns:ns0='http://purl.org/dc/elements/1.1/' xmlns:ns1='http://schemas.openxmlformats.org/package/2006/metadata/core-properties' " w:xpath="/ns1:coreProperties[1]/ns0:title[1]" w:storeItemID="{6C3C8BC8-F283-45AE-878A-BAB7291924A1}"/>
               <w:text/>
             </w:sdtPr>
-            <w:sdtEndPr/>
             <w:sdtContent>
               <w:r>
                 <w:rPr>
@@ -4889,7 +5411,6 @@
             <w:dataBinding w:prefixMappings="xmlns:ns0='http://purl.org/dc/elements/1.1/' xmlns:ns1='http://schemas.openxmlformats.org/package/2006/metadata/core-properties' " w:xpath="/ns1:coreProperties[1]/ns0:creator[1]" w:storeItemID="{6C3C8BC8-F283-45AE-878A-BAB7291924A1}"/>
             <w:text/>
           </w:sdtPr>
-          <w:sdtEndPr/>
           <w:sdtContent>
             <w:p>
               <w:pPr>
@@ -4919,18 +5440,6 @@
                   <w:sz w:val="20"/>
                   <w:szCs w:val="20"/>
                 </w:rPr>
-                <w:t xml:space="preserve"> </w:t>
-              </w:r>
-              <w:r>
-                <w:rPr>
-                  <w:rFonts w:ascii="Aptos" w:eastAsia="Aptos" w:hAnsi="Aptos" w:cs="Times New Roman"/>
-                  <w:b/>
-                  <w:bCs/>
-                  <w:caps/>
-                  <w:color w:val="FFFFFF"/>
-                  <w:sz w:val="20"/>
-                  <w:szCs w:val="20"/>
-                </w:rPr>
                 <w:t>Ahmad mustafa khowaja</w:t>
               </w:r>
             </w:p>
@@ -4948,7 +5457,7 @@
 </file>
 
 <file path=word/footnotes.xml><?xml version="1.0" encoding="utf-8"?>
-<w:footnotes xmlns:wpc="http://schemas.microsoft.com/office/word/2010/wordprocessingCanvas" xmlns:cx="http://schemas.microsoft.com/office/drawing/2014/chartex" xmlns:cx1="http://schemas.microsoft.com/office/drawing/2015/9/8/chartex" xmlns:cx2="http://schemas.microsoft.com/office/drawing/2015/10/21/chartex" xmlns:cx3="http://schemas.microsoft.com/office/drawing/2016/5/9/chartex" xmlns:cx4="http://schemas.microsoft.com/office/drawing/2016/5/10/chartex" xmlns:cx5="http://schemas.microsoft.com/office/drawing/2016/5/11/chartex" xmlns:cx6="http://schemas.microsoft.com/office/drawing/2016/5/12/chartex" xmlns:cx7="http://schemas.microsoft.com/office/drawing/2016/5/13/chartex" xmlns:cx8="http://schemas.microsoft.com/office/drawing/2016/5/14/chartex" xmlns:mc="http://schemas.openxmlformats.org/markup-compatibility/2006" xmlns:aink="http://schemas.microsoft.com/office/drawing/2016/ink" xmlns:am3d="http://schemas.microsoft.com/office/drawing/2017/model3d" xmlns:o="urn:schemas-microsoft-com:office:office" xmlns:oel="http://schemas.microsoft.com/office/2019/extlst" xmlns:r="http://schemas.openxmlformats.org/officeDocument/2006/relationships" xmlns:m="http://schemas.openxmlformats.org/officeDocument/2006/math" xmlns:v="urn:schemas-microsoft-com:vml" xmlns:wp14="http://schemas.microsoft.com/office/word/2010/wordprocessingDrawing" xmlns:wp="http://schemas.openxmlformats.org/drawingml/2006/wordprocessingDrawing" xmlns:w10="urn:schemas-microsoft-com:office:word" xmlns:w="http://schemas.openxmlformats.org/wordprocessingml/2006/main" xmlns:w14="http://schemas.microsoft.com/office/word/2010/wordml" xmlns:w15="http://schemas.microsoft.com/office/word/2012/wordml" xmlns:w16cei="http://schemas.microsoft.com/office/word/2026/wordml/cei" xmlns:w16cex="http://schemas.microsoft.com/office/word/2018/wordml/cex" xmlns:w16cid="http://schemas.microsoft.com/office/word/2016/wordml/cid" xmlns:w16="http://schemas.microsoft.com/office/word/2018/wordml" xmlns:w16du="http://schemas.microsoft.com/office/word/2023/wordml/word16du" xmlns:w16sdtdh="http://schemas.microsoft.com/office/word/2020/wordml/sdtdatahash" xmlns:w16sdtfl="http://schemas.microsoft.com/office/word/2024/wordml/sdtformatlock" xmlns:w16se="http://schemas.microsoft.com/office/word/2015/wordml/symex" xmlns:wpg="http://schemas.microsoft.com/office/word/2010/wordprocessingGroup" xmlns:wpi="http://schemas.microsoft.com/office/word/2010/wordprocessingInk" xmlns:wne="http://schemas.microsoft.com/office/word/2006/wordml" xmlns:wps="http://schemas.microsoft.com/office/word/2010/wordprocessingShape" mc:Ignorable="w14 w15 w16se w16cid w16 w16cex w16sdtdh w16sdtfl w16du wp14">
+<w:footnotes xmlns:wpc="http://schemas.microsoft.com/office/word/2010/wordprocessingCanvas" xmlns:cx="http://schemas.microsoft.com/office/drawing/2014/chartex" xmlns:cx1="http://schemas.microsoft.com/office/drawing/2015/9/8/chartex" xmlns:cx2="http://schemas.microsoft.com/office/drawing/2015/10/21/chartex" xmlns:cx3="http://schemas.microsoft.com/office/drawing/2016/5/9/chartex" xmlns:cx4="http://schemas.microsoft.com/office/drawing/2016/5/10/chartex" xmlns:cx5="http://schemas.microsoft.com/office/drawing/2016/5/11/chartex" xmlns:cx6="http://schemas.microsoft.com/office/drawing/2016/5/12/chartex" xmlns:cx7="http://schemas.microsoft.com/office/drawing/2016/5/13/chartex" xmlns:cx8="http://schemas.microsoft.com/office/drawing/2016/5/14/chartex" xmlns:mc="http://schemas.openxmlformats.org/markup-compatibility/2006" xmlns:aink="http://schemas.microsoft.com/office/drawing/2016/ink" xmlns:am3d="http://schemas.microsoft.com/office/drawing/2017/model3d" xmlns:o="urn:schemas-microsoft-com:office:office" xmlns:oel="http://schemas.microsoft.com/office/2019/extlst" xmlns:r="http://schemas.openxmlformats.org/officeDocument/2006/relationships" xmlns:m="http://schemas.openxmlformats.org/officeDocument/2006/math" xmlns:v="urn:schemas-microsoft-com:vml" xmlns:wp14="http://schemas.microsoft.com/office/word/2010/wordprocessingDrawing" xmlns:wp="http://schemas.openxmlformats.org/drawingml/2006/wordprocessingDrawing" xmlns:w10="urn:schemas-microsoft-com:office:word" xmlns:w="http://schemas.openxmlformats.org/wordprocessingml/2006/main" xmlns:w14="http://schemas.microsoft.com/office/word/2010/wordml" xmlns:w15="http://schemas.microsoft.com/office/word/2012/wordml" xmlns:w16cex="http://schemas.microsoft.com/office/word/2018/wordml/cex" xmlns:w16cid="http://schemas.microsoft.com/office/word/2016/wordml/cid" xmlns:w16="http://schemas.microsoft.com/office/word/2018/wordml" xmlns:w16du="http://schemas.microsoft.com/office/word/2023/wordml/word16du" xmlns:w16sdtdh="http://schemas.microsoft.com/office/word/2020/wordml/sdtdatahash" xmlns:w16sdtfl="http://schemas.microsoft.com/office/word/2024/wordml/sdtformatlock" xmlns:w16se="http://schemas.microsoft.com/office/word/2015/wordml/symex" xmlns:wpg="http://schemas.microsoft.com/office/word/2010/wordprocessingGroup" xmlns:wpi="http://schemas.microsoft.com/office/word/2010/wordprocessingInk" xmlns:wne="http://schemas.microsoft.com/office/word/2006/wordml" xmlns:wps="http://schemas.microsoft.com/office/word/2010/wordprocessingShape" mc:Ignorable="w14 w15 w16se w16cid w16 w16cex w16sdtdh w16sdtfl w16du wp14">
   <w:footnote w:type="separator" w:id="-1">
     <w:p>
       <w:pPr>
@@ -4973,7 +5482,7 @@
 </file>
 
 <file path=word/header1.xml><?xml version="1.0" encoding="utf-8"?>
-<w:hdr xmlns:wpc="http://schemas.microsoft.com/office/word/2010/wordprocessingCanvas" xmlns:cx="http://schemas.microsoft.com/office/drawing/2014/chartex" xmlns:cx1="http://schemas.microsoft.com/office/drawing/2015/9/8/chartex" xmlns:cx2="http://schemas.microsoft.com/office/drawing/2015/10/21/chartex" xmlns:cx3="http://schemas.microsoft.com/office/drawing/2016/5/9/chartex" xmlns:cx4="http://schemas.microsoft.com/office/drawing/2016/5/10/chartex" xmlns:cx5="http://schemas.microsoft.com/office/drawing/2016/5/11/chartex" xmlns:cx6="http://schemas.microsoft.com/office/drawing/2016/5/12/chartex" xmlns:cx7="http://schemas.microsoft.com/office/drawing/2016/5/13/chartex" xmlns:cx8="http://schemas.microsoft.com/office/drawing/2016/5/14/chartex" xmlns:mc="http://schemas.openxmlformats.org/markup-compatibility/2006" xmlns:aink="http://schemas.microsoft.com/office/drawing/2016/ink" xmlns:am3d="http://schemas.microsoft.com/office/drawing/2017/model3d" xmlns:o="urn:schemas-microsoft-com:office:office" xmlns:oel="http://schemas.microsoft.com/office/2019/extlst" xmlns:r="http://schemas.openxmlformats.org/officeDocument/2006/relationships" xmlns:m="http://schemas.openxmlformats.org/officeDocument/2006/math" xmlns:v="urn:schemas-microsoft-com:vml" xmlns:wp14="http://schemas.microsoft.com/office/word/2010/wordprocessingDrawing" xmlns:wp="http://schemas.openxmlformats.org/drawingml/2006/wordprocessingDrawing" xmlns:w10="urn:schemas-microsoft-com:office:word" xmlns:w="http://schemas.openxmlformats.org/wordprocessingml/2006/main" xmlns:w14="http://schemas.microsoft.com/office/word/2010/wordml" xmlns:w15="http://schemas.microsoft.com/office/word/2012/wordml" xmlns:w16cei="http://schemas.microsoft.com/office/word/2026/wordml/cei" xmlns:w16cex="http://schemas.microsoft.com/office/word/2018/wordml/cex" xmlns:w16cid="http://schemas.microsoft.com/office/word/2016/wordml/cid" xmlns:w16="http://schemas.microsoft.com/office/word/2018/wordml" xmlns:w16du="http://schemas.microsoft.com/office/word/2023/wordml/word16du" xmlns:w16sdtdh="http://schemas.microsoft.com/office/word/2020/wordml/sdtdatahash" xmlns:w16sdtfl="http://schemas.microsoft.com/office/word/2024/wordml/sdtformatlock" xmlns:w16se="http://schemas.microsoft.com/office/word/2015/wordml/symex" xmlns:wpg="http://schemas.microsoft.com/office/word/2010/wordprocessingGroup" xmlns:wpi="http://schemas.microsoft.com/office/word/2010/wordprocessingInk" xmlns:wne="http://schemas.microsoft.com/office/word/2006/wordml" xmlns:wps="http://schemas.microsoft.com/office/word/2010/wordprocessingShape" mc:Ignorable="w14 w15 w16se w16cid w16 w16cex w16sdtdh w16sdtfl w16du wp14">
+<w:hdr xmlns:wpc="http://schemas.microsoft.com/office/word/2010/wordprocessingCanvas" xmlns:cx="http://schemas.microsoft.com/office/drawing/2014/chartex" xmlns:cx1="http://schemas.microsoft.com/office/drawing/2015/9/8/chartex" xmlns:cx2="http://schemas.microsoft.com/office/drawing/2015/10/21/chartex" xmlns:cx3="http://schemas.microsoft.com/office/drawing/2016/5/9/chartex" xmlns:cx4="http://schemas.microsoft.com/office/drawing/2016/5/10/chartex" xmlns:cx5="http://schemas.microsoft.com/office/drawing/2016/5/11/chartex" xmlns:cx6="http://schemas.microsoft.com/office/drawing/2016/5/12/chartex" xmlns:cx7="http://schemas.microsoft.com/office/drawing/2016/5/13/chartex" xmlns:cx8="http://schemas.microsoft.com/office/drawing/2016/5/14/chartex" xmlns:mc="http://schemas.openxmlformats.org/markup-compatibility/2006" xmlns:aink="http://schemas.microsoft.com/office/drawing/2016/ink" xmlns:am3d="http://schemas.microsoft.com/office/drawing/2017/model3d" xmlns:o="urn:schemas-microsoft-com:office:office" xmlns:oel="http://schemas.microsoft.com/office/2019/extlst" xmlns:r="http://schemas.openxmlformats.org/officeDocument/2006/relationships" xmlns:m="http://schemas.openxmlformats.org/officeDocument/2006/math" xmlns:v="urn:schemas-microsoft-com:vml" xmlns:wp14="http://schemas.microsoft.com/office/word/2010/wordprocessingDrawing" xmlns:wp="http://schemas.openxmlformats.org/drawingml/2006/wordprocessingDrawing" xmlns:w10="urn:schemas-microsoft-com:office:word" xmlns:w="http://schemas.openxmlformats.org/wordprocessingml/2006/main" xmlns:w14="http://schemas.microsoft.com/office/word/2010/wordml" xmlns:w15="http://schemas.microsoft.com/office/word/2012/wordml" xmlns:w16cex="http://schemas.microsoft.com/office/word/2018/wordml/cex" xmlns:w16cid="http://schemas.microsoft.com/office/word/2016/wordml/cid" xmlns:w16="http://schemas.microsoft.com/office/word/2018/wordml" xmlns:w16du="http://schemas.microsoft.com/office/word/2023/wordml/word16du" xmlns:w16sdtdh="http://schemas.microsoft.com/office/word/2020/wordml/sdtdatahash" xmlns:w16sdtfl="http://schemas.microsoft.com/office/word/2024/wordml/sdtformatlock" xmlns:w16se="http://schemas.microsoft.com/office/word/2015/wordml/symex" xmlns:wpg="http://schemas.microsoft.com/office/word/2010/wordprocessingGroup" xmlns:wpi="http://schemas.microsoft.com/office/word/2010/wordprocessingInk" xmlns:wne="http://schemas.microsoft.com/office/word/2006/wordml" xmlns:wps="http://schemas.microsoft.com/office/word/2010/wordprocessingShape" mc:Ignorable="w14 w15 w16se w16cid w16 w16cex w16sdtdh w16sdtfl w16du wp14">
   <w:p>
     <w:pPr>
       <w:tabs>
@@ -5016,7 +5525,7 @@
 </file>
 
 <file path=word/header2.xml><?xml version="1.0" encoding="utf-8"?>
-<w:hdr xmlns:wpc="http://schemas.microsoft.com/office/word/2010/wordprocessingCanvas" xmlns:cx="http://schemas.microsoft.com/office/drawing/2014/chartex" xmlns:cx1="http://schemas.microsoft.com/office/drawing/2015/9/8/chartex" xmlns:cx2="http://schemas.microsoft.com/office/drawing/2015/10/21/chartex" xmlns:cx3="http://schemas.microsoft.com/office/drawing/2016/5/9/chartex" xmlns:cx4="http://schemas.microsoft.com/office/drawing/2016/5/10/chartex" xmlns:cx5="http://schemas.microsoft.com/office/drawing/2016/5/11/chartex" xmlns:cx6="http://schemas.microsoft.com/office/drawing/2016/5/12/chartex" xmlns:cx7="http://schemas.microsoft.com/office/drawing/2016/5/13/chartex" xmlns:cx8="http://schemas.microsoft.com/office/drawing/2016/5/14/chartex" xmlns:mc="http://schemas.openxmlformats.org/markup-compatibility/2006" xmlns:aink="http://schemas.microsoft.com/office/drawing/2016/ink" xmlns:am3d="http://schemas.microsoft.com/office/drawing/2017/model3d" xmlns:o="urn:schemas-microsoft-com:office:office" xmlns:oel="http://schemas.microsoft.com/office/2019/extlst" xmlns:r="http://schemas.openxmlformats.org/officeDocument/2006/relationships" xmlns:m="http://schemas.openxmlformats.org/officeDocument/2006/math" xmlns:v="urn:schemas-microsoft-com:vml" xmlns:wp14="http://schemas.microsoft.com/office/word/2010/wordprocessingDrawing" xmlns:wp="http://schemas.openxmlformats.org/drawingml/2006/wordprocessingDrawing" xmlns:w10="urn:schemas-microsoft-com:office:word" xmlns:w="http://schemas.openxmlformats.org/wordprocessingml/2006/main" xmlns:w14="http://schemas.microsoft.com/office/word/2010/wordml" xmlns:w15="http://schemas.microsoft.com/office/word/2012/wordml" xmlns:w16cei="http://schemas.microsoft.com/office/word/2026/wordml/cei" xmlns:w16cex="http://schemas.microsoft.com/office/word/2018/wordml/cex" xmlns:w16cid="http://schemas.microsoft.com/office/word/2016/wordml/cid" xmlns:w16="http://schemas.microsoft.com/office/word/2018/wordml" xmlns:w16du="http://schemas.microsoft.com/office/word/2023/wordml/word16du" xmlns:w16sdtdh="http://schemas.microsoft.com/office/word/2020/wordml/sdtdatahash" xmlns:w16sdtfl="http://schemas.microsoft.com/office/word/2024/wordml/sdtformatlock" xmlns:w16se="http://schemas.microsoft.com/office/word/2015/wordml/symex" xmlns:wpg="http://schemas.microsoft.com/office/word/2010/wordprocessingGroup" xmlns:wpi="http://schemas.microsoft.com/office/word/2010/wordprocessingInk" xmlns:wne="http://schemas.microsoft.com/office/word/2006/wordml" xmlns:wps="http://schemas.microsoft.com/office/word/2010/wordprocessingShape" mc:Ignorable="w14 w15 w16se w16cid w16 w16cex w16sdtdh w16sdtfl w16du wp14">
+<w:hdr xmlns:wpc="http://schemas.microsoft.com/office/word/2010/wordprocessingCanvas" xmlns:cx="http://schemas.microsoft.com/office/drawing/2014/chartex" xmlns:cx1="http://schemas.microsoft.com/office/drawing/2015/9/8/chartex" xmlns:cx2="http://schemas.microsoft.com/office/drawing/2015/10/21/chartex" xmlns:cx3="http://schemas.microsoft.com/office/drawing/2016/5/9/chartex" xmlns:cx4="http://schemas.microsoft.com/office/drawing/2016/5/10/chartex" xmlns:cx5="http://schemas.microsoft.com/office/drawing/2016/5/11/chartex" xmlns:cx6="http://schemas.microsoft.com/office/drawing/2016/5/12/chartex" xmlns:cx7="http://schemas.microsoft.com/office/drawing/2016/5/13/chartex" xmlns:cx8="http://schemas.microsoft.com/office/drawing/2016/5/14/chartex" xmlns:mc="http://schemas.openxmlformats.org/markup-compatibility/2006" xmlns:aink="http://schemas.microsoft.com/office/drawing/2016/ink" xmlns:am3d="http://schemas.microsoft.com/office/drawing/2017/model3d" xmlns:o="urn:schemas-microsoft-com:office:office" xmlns:oel="http://schemas.microsoft.com/office/2019/extlst" xmlns:r="http://schemas.openxmlformats.org/officeDocument/2006/relationships" xmlns:m="http://schemas.openxmlformats.org/officeDocument/2006/math" xmlns:v="urn:schemas-microsoft-com:vml" xmlns:wp14="http://schemas.microsoft.com/office/word/2010/wordprocessingDrawing" xmlns:wp="http://schemas.openxmlformats.org/drawingml/2006/wordprocessingDrawing" xmlns:w10="urn:schemas-microsoft-com:office:word" xmlns:w="http://schemas.openxmlformats.org/wordprocessingml/2006/main" xmlns:w14="http://schemas.microsoft.com/office/word/2010/wordml" xmlns:w15="http://schemas.microsoft.com/office/word/2012/wordml" xmlns:w16cex="http://schemas.microsoft.com/office/word/2018/wordml/cex" xmlns:w16cid="http://schemas.microsoft.com/office/word/2016/wordml/cid" xmlns:w16="http://schemas.microsoft.com/office/word/2018/wordml" xmlns:w16du="http://schemas.microsoft.com/office/word/2023/wordml/word16du" xmlns:w16sdtdh="http://schemas.microsoft.com/office/word/2020/wordml/sdtdatahash" xmlns:w16sdtfl="http://schemas.microsoft.com/office/word/2024/wordml/sdtformatlock" xmlns:w16se="http://schemas.microsoft.com/office/word/2015/wordml/symex" xmlns:wpg="http://schemas.microsoft.com/office/word/2010/wordprocessingGroup" xmlns:wpi="http://schemas.microsoft.com/office/word/2010/wordprocessingInk" xmlns:wne="http://schemas.microsoft.com/office/word/2006/wordml" xmlns:wps="http://schemas.microsoft.com/office/word/2010/wordprocessingShape" mc:Ignorable="w14 w15 w16se w16cid w16 w16cex w16sdtdh w16sdtfl w16du wp14">
   <w:p>
     <w:pPr>
       <w:tabs>
@@ -5064,7 +5573,7 @@
 </file>
 
 <file path=word/numbering.xml><?xml version="1.0" encoding="utf-8"?>
-<w:numbering xmlns:wpc="http://schemas.microsoft.com/office/word/2010/wordprocessingCanvas" xmlns:cx="http://schemas.microsoft.com/office/drawing/2014/chartex" xmlns:cx1="http://schemas.microsoft.com/office/drawing/2015/9/8/chartex" xmlns:cx2="http://schemas.microsoft.com/office/drawing/2015/10/21/chartex" xmlns:cx3="http://schemas.microsoft.com/office/drawing/2016/5/9/chartex" xmlns:cx4="http://schemas.microsoft.com/office/drawing/2016/5/10/chartex" xmlns:cx5="http://schemas.microsoft.com/office/drawing/2016/5/11/chartex" xmlns:cx6="http://schemas.microsoft.com/office/drawing/2016/5/12/chartex" xmlns:cx7="http://schemas.microsoft.com/office/drawing/2016/5/13/chartex" xmlns:cx8="http://schemas.microsoft.com/office/drawing/2016/5/14/chartex" xmlns:mc="http://schemas.openxmlformats.org/markup-compatibility/2006" xmlns:aink="http://schemas.microsoft.com/office/drawing/2016/ink" xmlns:am3d="http://schemas.microsoft.com/office/drawing/2017/model3d" xmlns:o="urn:schemas-microsoft-com:office:office" xmlns:oel="http://schemas.microsoft.com/office/2019/extlst" xmlns:r="http://schemas.openxmlformats.org/officeDocument/2006/relationships" xmlns:m="http://schemas.openxmlformats.org/officeDocument/2006/math" xmlns:v="urn:schemas-microsoft-com:vml" xmlns:wp14="http://schemas.microsoft.com/office/word/2010/wordprocessingDrawing" xmlns:wp="http://schemas.openxmlformats.org/drawingml/2006/wordprocessingDrawing" xmlns:w10="urn:schemas-microsoft-com:office:word" xmlns:w="http://schemas.openxmlformats.org/wordprocessingml/2006/main" xmlns:w14="http://schemas.microsoft.com/office/word/2010/wordml" xmlns:w15="http://schemas.microsoft.com/office/word/2012/wordml" xmlns:w16cei="http://schemas.microsoft.com/office/word/2026/wordml/cei" xmlns:w16cex="http://schemas.microsoft.com/office/word/2018/wordml/cex" xmlns:w16cid="http://schemas.microsoft.com/office/word/2016/wordml/cid" xmlns:w16="http://schemas.microsoft.com/office/word/2018/wordml" xmlns:w16du="http://schemas.microsoft.com/office/word/2023/wordml/word16du" xmlns:w16sdtdh="http://schemas.microsoft.com/office/word/2020/wordml/sdtdatahash" xmlns:w16sdtfl="http://schemas.microsoft.com/office/word/2024/wordml/sdtformatlock" xmlns:w16se="http://schemas.microsoft.com/office/word/2015/wordml/symex" xmlns:wpg="http://schemas.microsoft.com/office/word/2010/wordprocessingGroup" xmlns:wpi="http://schemas.microsoft.com/office/word/2010/wordprocessingInk" xmlns:wne="http://schemas.microsoft.com/office/word/2006/wordml" xmlns:wps="http://schemas.microsoft.com/office/word/2010/wordprocessingShape" mc:Ignorable="w14 w15 w16se w16cid w16 w16cex w16sdtdh w16sdtfl w16du wp14">
+<w:numbering xmlns:wpc="http://schemas.microsoft.com/office/word/2010/wordprocessingCanvas" xmlns:cx="http://schemas.microsoft.com/office/drawing/2014/chartex" xmlns:cx1="http://schemas.microsoft.com/office/drawing/2015/9/8/chartex" xmlns:cx2="http://schemas.microsoft.com/office/drawing/2015/10/21/chartex" xmlns:cx3="http://schemas.microsoft.com/office/drawing/2016/5/9/chartex" xmlns:cx4="http://schemas.microsoft.com/office/drawing/2016/5/10/chartex" xmlns:cx5="http://schemas.microsoft.com/office/drawing/2016/5/11/chartex" xmlns:cx6="http://schemas.microsoft.com/office/drawing/2016/5/12/chartex" xmlns:cx7="http://schemas.microsoft.com/office/drawing/2016/5/13/chartex" xmlns:cx8="http://schemas.microsoft.com/office/drawing/2016/5/14/chartex" xmlns:mc="http://schemas.openxmlformats.org/markup-compatibility/2006" xmlns:aink="http://schemas.microsoft.com/office/drawing/2016/ink" xmlns:am3d="http://schemas.microsoft.com/office/drawing/2017/model3d" xmlns:o="urn:schemas-microsoft-com:office:office" xmlns:oel="http://schemas.microsoft.com/office/2019/extlst" xmlns:r="http://schemas.openxmlformats.org/officeDocument/2006/relationships" xmlns:m="http://schemas.openxmlformats.org/officeDocument/2006/math" xmlns:v="urn:schemas-microsoft-com:vml" xmlns:wp14="http://schemas.microsoft.com/office/word/2010/wordprocessingDrawing" xmlns:wp="http://schemas.openxmlformats.org/drawingml/2006/wordprocessingDrawing" xmlns:w10="urn:schemas-microsoft-com:office:word" xmlns:w="http://schemas.openxmlformats.org/wordprocessingml/2006/main" xmlns:w14="http://schemas.microsoft.com/office/word/2010/wordml" xmlns:w15="http://schemas.microsoft.com/office/word/2012/wordml" xmlns:w16cex="http://schemas.microsoft.com/office/word/2018/wordml/cex" xmlns:w16cid="http://schemas.microsoft.com/office/word/2016/wordml/cid" xmlns:w16="http://schemas.microsoft.com/office/word/2018/wordml" xmlns:w16du="http://schemas.microsoft.com/office/word/2023/wordml/word16du" xmlns:w16sdtdh="http://schemas.microsoft.com/office/word/2020/wordml/sdtdatahash" xmlns:w16sdtfl="http://schemas.microsoft.com/office/word/2024/wordml/sdtformatlock" xmlns:w16se="http://schemas.microsoft.com/office/word/2015/wordml/symex" xmlns:wpg="http://schemas.microsoft.com/office/word/2010/wordprocessingGroup" xmlns:wpi="http://schemas.microsoft.com/office/word/2010/wordprocessingInk" xmlns:wne="http://schemas.microsoft.com/office/word/2006/wordml" xmlns:wps="http://schemas.microsoft.com/office/word/2010/wordprocessingShape" mc:Ignorable="w14 w15 w16se w16cid w16 w16cex w16sdtdh w16sdtfl w16du wp14">
   <w:numPicBullet w:numPicBulletId="0">
     <w:pict>
       <v:shapetype id="_x0000_t75" coordsize="21600,21600" o:spt="75" o:preferrelative="t" path="m@4@5l@4@11@9@11@9@5xe" filled="f" stroked="f">
@@ -5086,14 +5595,14 @@
         <v:path o:extrusionok="f" gradientshapeok="t" o:connecttype="rect"/>
         <o:lock v:ext="edit" aspectratio="t"/>
       </v:shapetype>
-      <v:shape id="_x0000_i1025" type="#_x0000_t75" alt="Github Logo - Free social media icons" style="width:351pt;height:351pt;rotation:180;flip:y;visibility:visible;mso-wrap-style:square" o:bullet="t">
+      <v:shape id="_x0000_i1052" type="#_x0000_t75" alt="Github Logo - Free social media icons" style="width:351pt;height:351pt;rotation:180;flip:y;visibility:visible;mso-wrap-style:square" o:bullet="t">
         <v:imagedata r:id="rId1" o:title="Github Logo - Free social media icons"/>
       </v:shape>
     </w:pict>
   </w:numPicBullet>
   <w:numPicBullet w:numPicBulletId="1">
     <w:pict>
-      <v:shape id="_x0000_i1026" type="#_x0000_t75" style="width:384pt;height:384pt;rotation:180;flip:y;visibility:visible;mso-wrap-style:square" o:bullet="t">
+      <v:shape id="_x0000_i1053" type="#_x0000_t75" style="width:384pt;height:384pt;rotation:180;flip:y;visibility:visible;mso-wrap-style:square" o:bullet="t">
         <v:imagedata r:id="rId2" o:title=""/>
       </v:shape>
     </w:pict>
@@ -6703,7 +7212,7 @@
 </file>
 
 <file path=word/glossary/document.xml><?xml version="1.0" encoding="utf-8"?>
-<w:glossaryDocument xmlns:wpc="http://schemas.microsoft.com/office/word/2010/wordprocessingCanvas" xmlns:cx="http://schemas.microsoft.com/office/drawing/2014/chartex" xmlns:cx1="http://schemas.microsoft.com/office/drawing/2015/9/8/chartex" xmlns:cx2="http://schemas.microsoft.com/office/drawing/2015/10/21/chartex" xmlns:cx3="http://schemas.microsoft.com/office/drawing/2016/5/9/chartex" xmlns:cx4="http://schemas.microsoft.com/office/drawing/2016/5/10/chartex" xmlns:cx5="http://schemas.microsoft.com/office/drawing/2016/5/11/chartex" xmlns:cx6="http://schemas.microsoft.com/office/drawing/2016/5/12/chartex" xmlns:cx7="http://schemas.microsoft.com/office/drawing/2016/5/13/chartex" xmlns:cx8="http://schemas.microsoft.com/office/drawing/2016/5/14/chartex" xmlns:mc="http://schemas.openxmlformats.org/markup-compatibility/2006" xmlns:aink="http://schemas.microsoft.com/office/drawing/2016/ink" xmlns:am3d="http://schemas.microsoft.com/office/drawing/2017/model3d" xmlns:o="urn:schemas-microsoft-com:office:office" xmlns:oel="http://schemas.microsoft.com/office/2019/extlst" xmlns:r="http://schemas.openxmlformats.org/officeDocument/2006/relationships" xmlns:m="http://schemas.openxmlformats.org/officeDocument/2006/math" xmlns:v="urn:schemas-microsoft-com:vml" xmlns:wp14="http://schemas.microsoft.com/office/word/2010/wordprocessingDrawing" xmlns:wp="http://schemas.openxmlformats.org/drawingml/2006/wordprocessingDrawing" xmlns:w10="urn:schemas-microsoft-com:office:word" xmlns:w="http://schemas.openxmlformats.org/wordprocessingml/2006/main" xmlns:w14="http://schemas.microsoft.com/office/word/2010/wordml" xmlns:w15="http://schemas.microsoft.com/office/word/2012/wordml" xmlns:w16cei="http://schemas.microsoft.com/office/word/2026/wordml/cei" xmlns:w16cex="http://schemas.microsoft.com/office/word/2018/wordml/cex" xmlns:w16cid="http://schemas.microsoft.com/office/word/2016/wordml/cid" xmlns:w16="http://schemas.microsoft.com/office/word/2018/wordml" xmlns:w16du="http://schemas.microsoft.com/office/word/2023/wordml/word16du" xmlns:w16sdtdh="http://schemas.microsoft.com/office/word/2020/wordml/sdtdatahash" xmlns:w16sdtfl="http://schemas.microsoft.com/office/word/2024/wordml/sdtformatlock" xmlns:w16se="http://schemas.microsoft.com/office/word/2015/wordml/symex" xmlns:wpg="http://schemas.microsoft.com/office/word/2010/wordprocessingGroup" xmlns:wpi="http://schemas.microsoft.com/office/word/2010/wordprocessingInk" xmlns:wne="http://schemas.microsoft.com/office/word/2006/wordml" xmlns:wps="http://schemas.microsoft.com/office/word/2010/wordprocessingShape" mc:Ignorable="w14 w15 w16se w16cid w16 w16cex w16sdtdh w16sdtfl w16du wp14">
+<w:glossaryDocument xmlns:wpc="http://schemas.microsoft.com/office/word/2010/wordprocessingCanvas" xmlns:cx="http://schemas.microsoft.com/office/drawing/2014/chartex" xmlns:cx1="http://schemas.microsoft.com/office/drawing/2015/9/8/chartex" xmlns:cx2="http://schemas.microsoft.com/office/drawing/2015/10/21/chartex" xmlns:cx3="http://schemas.microsoft.com/office/drawing/2016/5/9/chartex" xmlns:cx4="http://schemas.microsoft.com/office/drawing/2016/5/10/chartex" xmlns:cx5="http://schemas.microsoft.com/office/drawing/2016/5/11/chartex" xmlns:cx6="http://schemas.microsoft.com/office/drawing/2016/5/12/chartex" xmlns:cx7="http://schemas.microsoft.com/office/drawing/2016/5/13/chartex" xmlns:cx8="http://schemas.microsoft.com/office/drawing/2016/5/14/chartex" xmlns:mc="http://schemas.openxmlformats.org/markup-compatibility/2006" xmlns:aink="http://schemas.microsoft.com/office/drawing/2016/ink" xmlns:am3d="http://schemas.microsoft.com/office/drawing/2017/model3d" xmlns:o="urn:schemas-microsoft-com:office:office" xmlns:oel="http://schemas.microsoft.com/office/2019/extlst" xmlns:r="http://schemas.openxmlformats.org/officeDocument/2006/relationships" xmlns:m="http://schemas.openxmlformats.org/officeDocument/2006/math" xmlns:v="urn:schemas-microsoft-com:vml" xmlns:wp14="http://schemas.microsoft.com/office/word/2010/wordprocessingDrawing" xmlns:wp="http://schemas.openxmlformats.org/drawingml/2006/wordprocessingDrawing" xmlns:w10="urn:schemas-microsoft-com:office:word" xmlns:w="http://schemas.openxmlformats.org/wordprocessingml/2006/main" xmlns:w14="http://schemas.microsoft.com/office/word/2010/wordml" xmlns:w15="http://schemas.microsoft.com/office/word/2012/wordml" xmlns:w16cex="http://schemas.microsoft.com/office/word/2018/wordml/cex" xmlns:w16cid="http://schemas.microsoft.com/office/word/2016/wordml/cid" xmlns:w16="http://schemas.microsoft.com/office/word/2018/wordml" xmlns:w16du="http://schemas.microsoft.com/office/word/2023/wordml/word16du" xmlns:w16sdtdh="http://schemas.microsoft.com/office/word/2020/wordml/sdtdatahash" xmlns:w16sdtfl="http://schemas.microsoft.com/office/word/2024/wordml/sdtformatlock" xmlns:w16se="http://schemas.microsoft.com/office/word/2015/wordml/symex" xmlns:wpg="http://schemas.microsoft.com/office/word/2010/wordprocessingGroup" xmlns:wpi="http://schemas.microsoft.com/office/word/2010/wordprocessingInk" xmlns:wne="http://schemas.microsoft.com/office/word/2006/wordml" xmlns:wps="http://schemas.microsoft.com/office/word/2010/wordprocessingShape" mc:Ignorable="w14 w15 w16se w16cid w16 w16cex w16sdtdh w16sdtfl w16du wp14">
   <w:docParts>
     <w:docPart>
       <w:docPartPr>
@@ -6885,6 +7394,20 @@
     <w:pitch w:val="variable"/>
     <w:sig w:usb0="E00002EF" w:usb1="4000205B" w:usb2="00000028" w:usb3="00000000" w:csb0="0000019F" w:csb1="00000000"/>
   </w:font>
+  <w:font w:name="Calibri">
+    <w:panose1 w:val="020F0502020204030204"/>
+    <w:charset w:val="00"/>
+    <w:family w:val="swiss"/>
+    <w:pitch w:val="variable"/>
+    <w:sig w:usb0="E0002EFF" w:usb1="C000247B" w:usb2="00000009" w:usb3="00000000" w:csb0="000001FF" w:csb1="00000000"/>
+  </w:font>
+  <w:font w:name="Calibri Light">
+    <w:panose1 w:val="020F0302020204030204"/>
+    <w:charset w:val="00"/>
+    <w:family w:val="swiss"/>
+    <w:pitch w:val="variable"/>
+    <w:sig w:usb0="E0002AFF" w:usb1="C000247B" w:usb2="00000009" w:usb3="00000000" w:csb0="000001FF" w:csb1="00000000"/>
+  </w:font>
 </w:fonts>
 </file>
 
@@ -6907,6 +7430,7 @@
     <w:rsid w:val="001D016F"/>
     <w:rsid w:val="00356E51"/>
     <w:rsid w:val="003D41D5"/>
+    <w:rsid w:val="005B744A"/>
     <w:rsid w:val="00767FA4"/>
     <w:rsid w:val="00853966"/>
     <w:rsid w:val="009B399E"/>
@@ -6915,6 +7439,7 @@
     <w:rsid w:val="00D6277A"/>
     <w:rsid w:val="00E14300"/>
     <w:rsid w:val="00E96FF6"/>
+    <w:rsid w:val="00EB49B9"/>
     <w:rsid w:val="00EF544C"/>
     <w:rsid w:val="00F61114"/>
   </w:rsids>
